--- a/templates/contract_template.docx
+++ b/templates/contract_template.docx
@@ -69,11 +69,19 @@
               </w:rPr>
               <w:br/>
             </w:r>
+            <w:proofErr w:type="spellStart"/>
             <w:r>
               <w:rPr>
                 <w:sz w:val="22"/>
               </w:rPr>
-              <w:t xml:space="preserve">Đc: </w:t>
+              <w:t>Đc</w:t>
+            </w:r>
+            <w:proofErr w:type="spellEnd"/>
+            <w:r>
+              <w:rPr>
+                <w:sz w:val="22"/>
+              </w:rPr>
+              <w:t xml:space="preserve">: </w:t>
             </w:r>
             <w:r>
               <w:rPr>
@@ -102,11 +110,19 @@
                 <w14:ligatures w14:val="none"/>
               </w:rPr>
             </w:pPr>
+            <w:proofErr w:type="spellStart"/>
             <w:r>
               <w:rPr>
                 <w:sz w:val="22"/>
               </w:rPr>
-              <w:t>Cần Thơ</w:t>
+              <w:t>Cần</w:t>
+            </w:r>
+            <w:proofErr w:type="spellEnd"/>
+            <w:r>
+              <w:rPr>
+                <w:sz w:val="22"/>
+              </w:rPr>
+              <w:t xml:space="preserve"> Thơ</w:t>
             </w:r>
             <w:r>
               <w:rPr>
@@ -114,6 +130,7 @@
               </w:rPr>
               <w:br/>
             </w:r>
+            <w:proofErr w:type="spellStart"/>
             <w:r>
               <w:rPr>
                 <w:sz w:val="22"/>
@@ -126,6 +143,7 @@
               </w:rPr>
               <w:t>ố</w:t>
             </w:r>
+            <w:proofErr w:type="spellEnd"/>
             <w:r>
               <w:rPr>
                 <w:sz w:val="22"/>
@@ -185,6 +203,7 @@
                 <w14:ligatures w14:val="none"/>
               </w:rPr>
             </w:pPr>
+            <w:proofErr w:type="spellStart"/>
             <w:r>
               <w:rPr>
                 <w:rFonts w:eastAsia="Times New Roman" w:cs="Times New Roman"/>
@@ -192,8 +211,89 @@
                 <w:sz w:val="22"/>
                 <w14:ligatures w14:val="none"/>
               </w:rPr>
-              <w:t>Độc lập - Tự do - Hạnh phúc</w:t>
+              <w:t>Độc</w:t>
             </w:r>
+            <w:proofErr w:type="spellEnd"/>
+            <w:r>
+              <w:rPr>
+                <w:rFonts w:eastAsia="Times New Roman" w:cs="Times New Roman"/>
+                <w:kern w:val="0"/>
+                <w:sz w:val="22"/>
+                <w14:ligatures w14:val="none"/>
+              </w:rPr>
+              <w:t xml:space="preserve"> </w:t>
+            </w:r>
+            <w:proofErr w:type="spellStart"/>
+            <w:r>
+              <w:rPr>
+                <w:rFonts w:eastAsia="Times New Roman" w:cs="Times New Roman"/>
+                <w:kern w:val="0"/>
+                <w:sz w:val="22"/>
+                <w14:ligatures w14:val="none"/>
+              </w:rPr>
+              <w:t>lập</w:t>
+            </w:r>
+            <w:proofErr w:type="spellEnd"/>
+            <w:r>
+              <w:rPr>
+                <w:rFonts w:eastAsia="Times New Roman" w:cs="Times New Roman"/>
+                <w:kern w:val="0"/>
+                <w:sz w:val="22"/>
+                <w14:ligatures w14:val="none"/>
+              </w:rPr>
+              <w:t xml:space="preserve"> - </w:t>
+            </w:r>
+            <w:proofErr w:type="spellStart"/>
+            <w:r>
+              <w:rPr>
+                <w:rFonts w:eastAsia="Times New Roman" w:cs="Times New Roman"/>
+                <w:kern w:val="0"/>
+                <w:sz w:val="22"/>
+                <w14:ligatures w14:val="none"/>
+              </w:rPr>
+              <w:t>Tự</w:t>
+            </w:r>
+            <w:proofErr w:type="spellEnd"/>
+            <w:r>
+              <w:rPr>
+                <w:rFonts w:eastAsia="Times New Roman" w:cs="Times New Roman"/>
+                <w:kern w:val="0"/>
+                <w:sz w:val="22"/>
+                <w14:ligatures w14:val="none"/>
+              </w:rPr>
+              <w:t xml:space="preserve"> do - </w:t>
+            </w:r>
+            <w:proofErr w:type="spellStart"/>
+            <w:r>
+              <w:rPr>
+                <w:rFonts w:eastAsia="Times New Roman" w:cs="Times New Roman"/>
+                <w:kern w:val="0"/>
+                <w:sz w:val="22"/>
+                <w14:ligatures w14:val="none"/>
+              </w:rPr>
+              <w:t>Hạnh</w:t>
+            </w:r>
+            <w:proofErr w:type="spellEnd"/>
+            <w:r>
+              <w:rPr>
+                <w:rFonts w:eastAsia="Times New Roman" w:cs="Times New Roman"/>
+                <w:kern w:val="0"/>
+                <w:sz w:val="22"/>
+                <w14:ligatures w14:val="none"/>
+              </w:rPr>
+              <w:t xml:space="preserve"> </w:t>
+            </w:r>
+            <w:proofErr w:type="spellStart"/>
+            <w:r>
+              <w:rPr>
+                <w:rFonts w:eastAsia="Times New Roman" w:cs="Times New Roman"/>
+                <w:kern w:val="0"/>
+                <w:sz w:val="22"/>
+                <w14:ligatures w14:val="none"/>
+              </w:rPr>
+              <w:t>phúc</w:t>
+            </w:r>
+            <w:proofErr w:type="spellEnd"/>
           </w:p>
           <w:p>
             <w:pPr>
@@ -206,6 +306,7 @@
                 <w14:ligatures w14:val="none"/>
               </w:rPr>
             </w:pPr>
+            <w:proofErr w:type="spellStart"/>
             <w:r>
               <w:rPr>
                 <w:rFonts w:eastAsia="Times New Roman" w:cs="Times New Roman"/>
@@ -213,7 +314,37 @@
                 <w:sz w:val="22"/>
                 <w14:ligatures w14:val="none"/>
               </w:rPr>
-              <w:t>Số: ………………../HĐCC</w:t>
+              <w:t>Số</w:t>
+            </w:r>
+            <w:proofErr w:type="spellEnd"/>
+            <w:r>
+              <w:rPr>
+                <w:rFonts w:eastAsia="Times New Roman" w:cs="Times New Roman"/>
+                <w:kern w:val="0"/>
+                <w:sz w:val="22"/>
+                <w14:ligatures w14:val="none"/>
+              </w:rPr>
+              <w:t>: ……………</w:t>
+            </w:r>
+            <w:proofErr w:type="gramStart"/>
+            <w:r>
+              <w:rPr>
+                <w:rFonts w:eastAsia="Times New Roman" w:cs="Times New Roman"/>
+                <w:kern w:val="0"/>
+                <w:sz w:val="22"/>
+                <w14:ligatures w14:val="none"/>
+              </w:rPr>
+              <w:t>…..</w:t>
+            </w:r>
+            <w:proofErr w:type="gramEnd"/>
+            <w:r>
+              <w:rPr>
+                <w:rFonts w:eastAsia="Times New Roman" w:cs="Times New Roman"/>
+                <w:kern w:val="0"/>
+                <w:sz w:val="22"/>
+                <w14:ligatures w14:val="none"/>
+              </w:rPr>
+              <w:t>/HĐCC</w:t>
             </w:r>
           </w:p>
         </w:tc>
@@ -616,7 +747,8 @@
       <w:pPr>
         <w:spacing w:after="0" w:line="288" w:lineRule="auto"/>
         <w:rPr>
-          <w:sz w:val="22"/>
+          <w:sz w:val="20"/>
+          <w:szCs w:val="20"/>
           <w:lang w:val="vi-VN"/>
         </w:rPr>
       </w:pPr>
@@ -624,18 +756,29 @@
         <w:rPr>
           <w:b/>
           <w:bCs/>
-          <w:sz w:val="22"/>
+          <w:sz w:val="20"/>
+          <w:szCs w:val="20"/>
           <w:lang w:val="vi-VN"/>
         </w:rPr>
         <w:t>HAI BÊN THỐNG NHẤT CÁC ĐIỀU KIỆN ĐƯỢC THỎA THUẬN DƯỚI ĐÂY:</w:t>
       </w:r>
       <w:r>
         <w:rPr>
-          <w:sz w:val="22"/>
-          <w:lang w:val="vi-VN"/>
-        </w:rPr>
-        <w:t xml:space="preserve"> </w:t>
-      </w:r>
+          <w:sz w:val="20"/>
+          <w:szCs w:val="20"/>
+          <w:lang w:val="vi-VN"/>
+        </w:rPr>
+        <w:t xml:space="preserve"> </w:t>
+      </w:r>
+    </w:p>
+    <w:p>
+      <w:pPr>
+        <w:spacing w:after="0" w:line="288" w:lineRule="auto"/>
+        <w:rPr>
+          <w:sz w:val="22"/>
+          <w:lang w:val="vi-VN"/>
+        </w:rPr>
+      </w:pPr>
       <w:r>
         <w:rPr>
           <w:b/>
@@ -701,6 +844,8 @@
         <w:spacing w:after="0" w:line="288" w:lineRule="auto"/>
         <w:jc w:val="left"/>
         <w:rPr>
+          <w:b/>
+          <w:bCs/>
           <w:sz w:val="22"/>
           <w:lang w:val="vi-VN"/>
         </w:rPr>
@@ -761,7 +906,19 @@
           <w14:ligatures w14:val="none"/>
         </w:rPr>
         <w:tab/>
-        <w:t>Lãi suất: 2%/1 tháng</w:t>
+        <w:t xml:space="preserve">Lãi suất: </w:t>
+      </w:r>
+      <w:r>
+        <w:rPr>
+          <w:rFonts w:eastAsia="Times New Roman" w:cs="Times New Roman"/>
+          <w:b/>
+          <w:bCs/>
+          <w:kern w:val="0"/>
+          <w:sz w:val="22"/>
+          <w:lang w:val="vi-VN"/>
+          <w14:ligatures w14:val="none"/>
+        </w:rPr>
+        <w:t>2%/1 tháng</w:t>
       </w:r>
     </w:p>
     <w:p>
@@ -999,7 +1156,127 @@
                 <w:sz w:val="22"/>
                 <w14:ligatures w14:val="none"/>
               </w:rPr>
-              <w:t>(Ký và ghi rõ họ tên)</w:t>
+              <w:t>(</w:t>
+            </w:r>
+            <w:proofErr w:type="spellStart"/>
+            <w:r>
+              <w:rPr>
+                <w:rFonts w:eastAsia="Times New Roman" w:cs="Times New Roman"/>
+                <w:kern w:val="0"/>
+                <w:sz w:val="22"/>
+                <w14:ligatures w14:val="none"/>
+              </w:rPr>
+              <w:t>Ký</w:t>
+            </w:r>
+            <w:proofErr w:type="spellEnd"/>
+            <w:r>
+              <w:rPr>
+                <w:rFonts w:eastAsia="Times New Roman" w:cs="Times New Roman"/>
+                <w:kern w:val="0"/>
+                <w:sz w:val="22"/>
+                <w14:ligatures w14:val="none"/>
+              </w:rPr>
+              <w:t xml:space="preserve"> </w:t>
+            </w:r>
+            <w:proofErr w:type="spellStart"/>
+            <w:r>
+              <w:rPr>
+                <w:rFonts w:eastAsia="Times New Roman" w:cs="Times New Roman"/>
+                <w:kern w:val="0"/>
+                <w:sz w:val="22"/>
+                <w14:ligatures w14:val="none"/>
+              </w:rPr>
+              <w:t>và</w:t>
+            </w:r>
+            <w:proofErr w:type="spellEnd"/>
+            <w:r>
+              <w:rPr>
+                <w:rFonts w:eastAsia="Times New Roman" w:cs="Times New Roman"/>
+                <w:kern w:val="0"/>
+                <w:sz w:val="22"/>
+                <w14:ligatures w14:val="none"/>
+              </w:rPr>
+              <w:t xml:space="preserve"> </w:t>
+            </w:r>
+            <w:proofErr w:type="spellStart"/>
+            <w:r>
+              <w:rPr>
+                <w:rFonts w:eastAsia="Times New Roman" w:cs="Times New Roman"/>
+                <w:kern w:val="0"/>
+                <w:sz w:val="22"/>
+                <w14:ligatures w14:val="none"/>
+              </w:rPr>
+              <w:t>ghi</w:t>
+            </w:r>
+            <w:proofErr w:type="spellEnd"/>
+            <w:r>
+              <w:rPr>
+                <w:rFonts w:eastAsia="Times New Roman" w:cs="Times New Roman"/>
+                <w:kern w:val="0"/>
+                <w:sz w:val="22"/>
+                <w14:ligatures w14:val="none"/>
+              </w:rPr>
+              <w:t xml:space="preserve"> </w:t>
+            </w:r>
+            <w:proofErr w:type="spellStart"/>
+            <w:r>
+              <w:rPr>
+                <w:rFonts w:eastAsia="Times New Roman" w:cs="Times New Roman"/>
+                <w:kern w:val="0"/>
+                <w:sz w:val="22"/>
+                <w14:ligatures w14:val="none"/>
+              </w:rPr>
+              <w:t>rõ</w:t>
+            </w:r>
+            <w:proofErr w:type="spellEnd"/>
+            <w:r>
+              <w:rPr>
+                <w:rFonts w:eastAsia="Times New Roman" w:cs="Times New Roman"/>
+                <w:kern w:val="0"/>
+                <w:sz w:val="22"/>
+                <w14:ligatures w14:val="none"/>
+              </w:rPr>
+              <w:t xml:space="preserve"> </w:t>
+            </w:r>
+            <w:proofErr w:type="spellStart"/>
+            <w:r>
+              <w:rPr>
+                <w:rFonts w:eastAsia="Times New Roman" w:cs="Times New Roman"/>
+                <w:kern w:val="0"/>
+                <w:sz w:val="22"/>
+                <w14:ligatures w14:val="none"/>
+              </w:rPr>
+              <w:t>họ</w:t>
+            </w:r>
+            <w:proofErr w:type="spellEnd"/>
+            <w:r>
+              <w:rPr>
+                <w:rFonts w:eastAsia="Times New Roman" w:cs="Times New Roman"/>
+                <w:kern w:val="0"/>
+                <w:sz w:val="22"/>
+                <w14:ligatures w14:val="none"/>
+              </w:rPr>
+              <w:t xml:space="preserve"> </w:t>
+            </w:r>
+            <w:proofErr w:type="spellStart"/>
+            <w:r>
+              <w:rPr>
+                <w:rFonts w:eastAsia="Times New Roman" w:cs="Times New Roman"/>
+                <w:kern w:val="0"/>
+                <w:sz w:val="22"/>
+                <w14:ligatures w14:val="none"/>
+              </w:rPr>
+              <w:t>tên</w:t>
+            </w:r>
+            <w:proofErr w:type="spellEnd"/>
+            <w:r>
+              <w:rPr>
+                <w:rFonts w:eastAsia="Times New Roman" w:cs="Times New Roman"/>
+                <w:kern w:val="0"/>
+                <w:sz w:val="22"/>
+                <w14:ligatures w14:val="none"/>
+              </w:rPr>
+              <w:t>)</w:t>
             </w:r>
           </w:p>
         </w:tc>
@@ -1007,21 +1284,27 @@
     </w:tbl>
     <w:p>
       <w:pPr>
-        <w:spacing w:after="0" w:line="288" w:lineRule="auto"/>
+        <w:spacing w:after="0" w:line="480" w:lineRule="auto"/>
         <w:jc w:val="left"/>
         <w:rPr>
-          <w:sz w:val="22"/>
-          <w:lang w:val="vi-VN"/>
-        </w:rPr>
-      </w:pPr>
-      <w:r>
-        <w:rPr>
+          <w:b/>
+          <w:bCs/>
+          <w:sz w:val="22"/>
+          <w:lang w:val="vi-VN"/>
+        </w:rPr>
+      </w:pPr>
+      <w:r>
+        <w:rPr>
+          <w:b/>
+          <w:bCs/>
           <w:sz w:val="22"/>
         </w:rPr>
         <w:t>THỜI</w:t>
       </w:r>
       <w:r>
         <w:rPr>
+          <w:b/>
+          <w:bCs/>
           <w:sz w:val="22"/>
           <w:lang w:val="vi-VN"/>
         </w:rPr>
@@ -1030,7 +1313,7 @@
     </w:p>
     <w:p>
       <w:pPr>
-        <w:spacing w:after="0" w:line="288" w:lineRule="auto"/>
+        <w:spacing w:after="0" w:line="480" w:lineRule="auto"/>
         <w:jc w:val="left"/>
         <w:rPr>
           <w:sz w:val="22"/>
@@ -1047,7 +1330,7 @@
     </w:p>
     <w:p>
       <w:pPr>
-        <w:spacing w:after="0" w:line="288" w:lineRule="auto"/>
+        <w:spacing w:after="0" w:line="480" w:lineRule="auto"/>
         <w:jc w:val="left"/>
         <w:rPr>
           <w:sz w:val="22"/>
@@ -1074,67 +1357,6 @@
           <w:lang w:val="vi-VN"/>
         </w:rPr>
         <w:t>: đến …………………… Số tiền: ……………..………………….</w:t>
-      </w:r>
-    </w:p>
-    <w:p>
-      <w:pPr>
-        <w:spacing w:after="0" w:line="288" w:lineRule="auto"/>
-        <w:jc w:val="left"/>
-        <w:rPr>
-          <w:sz w:val="22"/>
-          <w:lang w:val="vi-VN"/>
-        </w:rPr>
-      </w:pPr>
-      <w:r>
-        <w:rPr>
-          <w:sz w:val="22"/>
-          <w:lang w:val="vi-VN"/>
-        </w:rPr>
-        <w:t xml:space="preserve">* Gia hạn lần </w:t>
-      </w:r>
-      <w:r>
-        <w:rPr>
-          <w:sz w:val="22"/>
-          <w:lang w:val="vi-VN"/>
-        </w:rPr>
-        <w:t>3</w:t>
-      </w:r>
-      <w:r>
-        <w:rPr>
-          <w:sz w:val="22"/>
-          <w:lang w:val="vi-VN"/>
-        </w:rPr>
-        <w:t>: đến …………………… Số tiền: ……………..………………….</w:t>
-      </w:r>
-    </w:p>
-    <w:p>
-      <w:pPr>
-        <w:spacing w:after="0" w:line="288" w:lineRule="auto"/>
-        <w:jc w:val="left"/>
-        <w:rPr>
-          <w:sz w:val="22"/>
-          <w:lang w:val="vi-VN"/>
-        </w:rPr>
-        <w:sectPr>
-          <w:pgSz w:w="8391" w:h="11906" w:code="11"/>
-          <w:pgMar w:top="420" w:right="567" w:bottom="1134" w:left="567" w:header="720" w:footer="720" w:gutter="0"/>
-          <w:cols w:space="720"/>
-          <w:docGrid w:linePitch="360"/>
-        </w:sectPr>
-      </w:pPr>
-      <w:r>
-        <w:rPr>
-          <w:sz w:val="22"/>
-          <w:lang w:val="vi-VN"/>
-        </w:rPr>
-        <w:t>* Gia hạn lần 4: đến …………………… Số tiền: ……………..………………</w:t>
-      </w:r>
-      <w:r>
-        <w:rPr>
-          <w:sz w:val="22"/>
-          <w:lang w:val="vi-VN"/>
-        </w:rPr>
-        <w:t>….</w:t>
       </w:r>
     </w:p>
     <w:p>
@@ -1148,7 +1370,7 @@
         <w:sectPr>
           <w:type w:val="continuous"/>
           <w:pgSz w:w="8391" w:h="11906" w:code="11"/>
-          <w:pgMar w:top="1134" w:right="567" w:bottom="542" w:left="567" w:header="720" w:footer="720" w:gutter="0"/>
+          <w:pgMar w:top="406" w:right="567" w:bottom="542" w:left="567" w:header="720" w:footer="720" w:gutter="0"/>
           <w:cols w:space="720"/>
           <w:docGrid w:linePitch="360"/>
         </w:sectPr>
@@ -1278,7 +1500,49 @@
         <w:rPr>
           <w:sz w:val="22"/>
         </w:rPr>
-        <w:t>* Cam kết của Bên A:</w:t>
+        <w:t xml:space="preserve">* Cam </w:t>
+      </w:r>
+      <w:proofErr w:type="spellStart"/>
+      <w:r>
+        <w:rPr>
+          <w:sz w:val="22"/>
+        </w:rPr>
+        <w:t>kết</w:t>
+      </w:r>
+      <w:proofErr w:type="spellEnd"/>
+      <w:r>
+        <w:rPr>
+          <w:sz w:val="22"/>
+        </w:rPr>
+        <w:t xml:space="preserve"> </w:t>
+      </w:r>
+      <w:proofErr w:type="spellStart"/>
+      <w:r>
+        <w:rPr>
+          <w:sz w:val="22"/>
+        </w:rPr>
+        <w:t>của</w:t>
+      </w:r>
+      <w:proofErr w:type="spellEnd"/>
+      <w:r>
+        <w:rPr>
+          <w:sz w:val="22"/>
+        </w:rPr>
+        <w:t xml:space="preserve"> </w:t>
+      </w:r>
+      <w:proofErr w:type="spellStart"/>
+      <w:r>
+        <w:rPr>
+          <w:sz w:val="22"/>
+        </w:rPr>
+        <w:t>Bên</w:t>
+      </w:r>
+      <w:proofErr w:type="spellEnd"/>
+      <w:r>
+        <w:rPr>
+          <w:sz w:val="22"/>
+        </w:rPr>
+        <w:t xml:space="preserve"> A:</w:t>
       </w:r>
     </w:p>
     <w:p>
@@ -1288,11 +1552,831 @@
           <w:sz w:val="22"/>
         </w:rPr>
       </w:pPr>
-      <w:r>
-        <w:rPr>
-          <w:sz w:val="22"/>
-        </w:rPr>
-        <w:t>Bên A có trách nhiệm bảo quản tài sản cầm cố và các loại giấy tờ kèm theo (nếu có). Khi Bên B trả đủ số tiền cầm cố gồm: Gốc, lãi và các chi phí (nếu có) Bên A sẽ trả lại tài sản cầm cố và các loại giấy tờ kèm (nếu có). Trường hợp làm mất, hư hỏng Bên A sẽ bồi thường.</w:t>
+      <w:proofErr w:type="spellStart"/>
+      <w:r>
+        <w:rPr>
+          <w:sz w:val="22"/>
+        </w:rPr>
+        <w:t>Bên</w:t>
+      </w:r>
+      <w:proofErr w:type="spellEnd"/>
+      <w:r>
+        <w:rPr>
+          <w:sz w:val="22"/>
+        </w:rPr>
+        <w:t xml:space="preserve"> A </w:t>
+      </w:r>
+      <w:proofErr w:type="spellStart"/>
+      <w:r>
+        <w:rPr>
+          <w:sz w:val="22"/>
+        </w:rPr>
+        <w:t>có</w:t>
+      </w:r>
+      <w:proofErr w:type="spellEnd"/>
+      <w:r>
+        <w:rPr>
+          <w:sz w:val="22"/>
+        </w:rPr>
+        <w:t xml:space="preserve"> </w:t>
+      </w:r>
+      <w:proofErr w:type="spellStart"/>
+      <w:r>
+        <w:rPr>
+          <w:sz w:val="22"/>
+        </w:rPr>
+        <w:t>trách</w:t>
+      </w:r>
+      <w:proofErr w:type="spellEnd"/>
+      <w:r>
+        <w:rPr>
+          <w:sz w:val="22"/>
+        </w:rPr>
+        <w:t xml:space="preserve"> </w:t>
+      </w:r>
+      <w:proofErr w:type="spellStart"/>
+      <w:r>
+        <w:rPr>
+          <w:sz w:val="22"/>
+        </w:rPr>
+        <w:t>nhiệm</w:t>
+      </w:r>
+      <w:proofErr w:type="spellEnd"/>
+      <w:r>
+        <w:rPr>
+          <w:sz w:val="22"/>
+        </w:rPr>
+        <w:t xml:space="preserve"> </w:t>
+      </w:r>
+      <w:proofErr w:type="spellStart"/>
+      <w:r>
+        <w:rPr>
+          <w:sz w:val="22"/>
+        </w:rPr>
+        <w:t>bảo</w:t>
+      </w:r>
+      <w:proofErr w:type="spellEnd"/>
+      <w:r>
+        <w:rPr>
+          <w:sz w:val="22"/>
+        </w:rPr>
+        <w:t xml:space="preserve"> </w:t>
+      </w:r>
+      <w:proofErr w:type="spellStart"/>
+      <w:r>
+        <w:rPr>
+          <w:sz w:val="22"/>
+        </w:rPr>
+        <w:t>quản</w:t>
+      </w:r>
+      <w:proofErr w:type="spellEnd"/>
+      <w:r>
+        <w:rPr>
+          <w:sz w:val="22"/>
+        </w:rPr>
+        <w:t xml:space="preserve"> </w:t>
+      </w:r>
+      <w:proofErr w:type="spellStart"/>
+      <w:r>
+        <w:rPr>
+          <w:sz w:val="22"/>
+        </w:rPr>
+        <w:t>tài</w:t>
+      </w:r>
+      <w:proofErr w:type="spellEnd"/>
+      <w:r>
+        <w:rPr>
+          <w:sz w:val="22"/>
+        </w:rPr>
+        <w:t xml:space="preserve"> </w:t>
+      </w:r>
+      <w:proofErr w:type="spellStart"/>
+      <w:r>
+        <w:rPr>
+          <w:sz w:val="22"/>
+        </w:rPr>
+        <w:t>sản</w:t>
+      </w:r>
+      <w:proofErr w:type="spellEnd"/>
+      <w:r>
+        <w:rPr>
+          <w:sz w:val="22"/>
+        </w:rPr>
+        <w:t xml:space="preserve"> </w:t>
+      </w:r>
+      <w:proofErr w:type="spellStart"/>
+      <w:r>
+        <w:rPr>
+          <w:sz w:val="22"/>
+        </w:rPr>
+        <w:t>cầm</w:t>
+      </w:r>
+      <w:proofErr w:type="spellEnd"/>
+      <w:r>
+        <w:rPr>
+          <w:sz w:val="22"/>
+        </w:rPr>
+        <w:t xml:space="preserve"> </w:t>
+      </w:r>
+      <w:proofErr w:type="spellStart"/>
+      <w:r>
+        <w:rPr>
+          <w:sz w:val="22"/>
+        </w:rPr>
+        <w:t>cố</w:t>
+      </w:r>
+      <w:proofErr w:type="spellEnd"/>
+      <w:r>
+        <w:rPr>
+          <w:sz w:val="22"/>
+        </w:rPr>
+        <w:t xml:space="preserve"> </w:t>
+      </w:r>
+      <w:proofErr w:type="spellStart"/>
+      <w:r>
+        <w:rPr>
+          <w:sz w:val="22"/>
+        </w:rPr>
+        <w:t>và</w:t>
+      </w:r>
+      <w:proofErr w:type="spellEnd"/>
+      <w:r>
+        <w:rPr>
+          <w:sz w:val="22"/>
+        </w:rPr>
+        <w:t xml:space="preserve"> </w:t>
+      </w:r>
+      <w:proofErr w:type="spellStart"/>
+      <w:r>
+        <w:rPr>
+          <w:sz w:val="22"/>
+        </w:rPr>
+        <w:t>các</w:t>
+      </w:r>
+      <w:proofErr w:type="spellEnd"/>
+      <w:r>
+        <w:rPr>
+          <w:sz w:val="22"/>
+        </w:rPr>
+        <w:t xml:space="preserve"> </w:t>
+      </w:r>
+      <w:proofErr w:type="spellStart"/>
+      <w:r>
+        <w:rPr>
+          <w:sz w:val="22"/>
+        </w:rPr>
+        <w:t>loại</w:t>
+      </w:r>
+      <w:proofErr w:type="spellEnd"/>
+      <w:r>
+        <w:rPr>
+          <w:sz w:val="22"/>
+        </w:rPr>
+        <w:t xml:space="preserve"> </w:t>
+      </w:r>
+      <w:proofErr w:type="spellStart"/>
+      <w:r>
+        <w:rPr>
+          <w:sz w:val="22"/>
+        </w:rPr>
+        <w:t>giấy</w:t>
+      </w:r>
+      <w:proofErr w:type="spellEnd"/>
+      <w:r>
+        <w:rPr>
+          <w:sz w:val="22"/>
+        </w:rPr>
+        <w:t xml:space="preserve"> </w:t>
+      </w:r>
+      <w:proofErr w:type="spellStart"/>
+      <w:r>
+        <w:rPr>
+          <w:sz w:val="22"/>
+        </w:rPr>
+        <w:t>tờ</w:t>
+      </w:r>
+      <w:proofErr w:type="spellEnd"/>
+      <w:r>
+        <w:rPr>
+          <w:sz w:val="22"/>
+        </w:rPr>
+        <w:t xml:space="preserve"> </w:t>
+      </w:r>
+      <w:proofErr w:type="spellStart"/>
+      <w:r>
+        <w:rPr>
+          <w:sz w:val="22"/>
+        </w:rPr>
+        <w:t>kèm</w:t>
+      </w:r>
+      <w:proofErr w:type="spellEnd"/>
+      <w:r>
+        <w:rPr>
+          <w:sz w:val="22"/>
+        </w:rPr>
+        <w:t xml:space="preserve"> </w:t>
+      </w:r>
+      <w:proofErr w:type="spellStart"/>
+      <w:r>
+        <w:rPr>
+          <w:sz w:val="22"/>
+        </w:rPr>
+        <w:t>theo</w:t>
+      </w:r>
+      <w:proofErr w:type="spellEnd"/>
+      <w:r>
+        <w:rPr>
+          <w:sz w:val="22"/>
+        </w:rPr>
+        <w:t xml:space="preserve"> (</w:t>
+      </w:r>
+      <w:proofErr w:type="spellStart"/>
+      <w:r>
+        <w:rPr>
+          <w:sz w:val="22"/>
+        </w:rPr>
+        <w:t>nếu</w:t>
+      </w:r>
+      <w:proofErr w:type="spellEnd"/>
+      <w:r>
+        <w:rPr>
+          <w:sz w:val="22"/>
+        </w:rPr>
+        <w:t xml:space="preserve"> </w:t>
+      </w:r>
+      <w:proofErr w:type="spellStart"/>
+      <w:r>
+        <w:rPr>
+          <w:sz w:val="22"/>
+        </w:rPr>
+        <w:t>có</w:t>
+      </w:r>
+      <w:proofErr w:type="spellEnd"/>
+      <w:r>
+        <w:rPr>
+          <w:sz w:val="22"/>
+        </w:rPr>
+        <w:t xml:space="preserve">). Khi </w:t>
+      </w:r>
+      <w:proofErr w:type="spellStart"/>
+      <w:r>
+        <w:rPr>
+          <w:sz w:val="22"/>
+        </w:rPr>
+        <w:t>Bên</w:t>
+      </w:r>
+      <w:proofErr w:type="spellEnd"/>
+      <w:r>
+        <w:rPr>
+          <w:sz w:val="22"/>
+        </w:rPr>
+        <w:t xml:space="preserve"> B </w:t>
+      </w:r>
+      <w:proofErr w:type="spellStart"/>
+      <w:r>
+        <w:rPr>
+          <w:sz w:val="22"/>
+        </w:rPr>
+        <w:t>trả</w:t>
+      </w:r>
+      <w:proofErr w:type="spellEnd"/>
+      <w:r>
+        <w:rPr>
+          <w:sz w:val="22"/>
+        </w:rPr>
+        <w:t xml:space="preserve"> </w:t>
+      </w:r>
+      <w:proofErr w:type="spellStart"/>
+      <w:r>
+        <w:rPr>
+          <w:sz w:val="22"/>
+        </w:rPr>
+        <w:t>đủ</w:t>
+      </w:r>
+      <w:proofErr w:type="spellEnd"/>
+      <w:r>
+        <w:rPr>
+          <w:sz w:val="22"/>
+        </w:rPr>
+        <w:t xml:space="preserve"> </w:t>
+      </w:r>
+      <w:proofErr w:type="spellStart"/>
+      <w:r>
+        <w:rPr>
+          <w:sz w:val="22"/>
+        </w:rPr>
+        <w:t>số</w:t>
+      </w:r>
+      <w:proofErr w:type="spellEnd"/>
+      <w:r>
+        <w:rPr>
+          <w:sz w:val="22"/>
+        </w:rPr>
+        <w:t xml:space="preserve"> </w:t>
+      </w:r>
+      <w:proofErr w:type="spellStart"/>
+      <w:r>
+        <w:rPr>
+          <w:sz w:val="22"/>
+        </w:rPr>
+        <w:t>tiền</w:t>
+      </w:r>
+      <w:proofErr w:type="spellEnd"/>
+      <w:r>
+        <w:rPr>
+          <w:sz w:val="22"/>
+        </w:rPr>
+        <w:t xml:space="preserve"> </w:t>
+      </w:r>
+      <w:proofErr w:type="spellStart"/>
+      <w:r>
+        <w:rPr>
+          <w:sz w:val="22"/>
+        </w:rPr>
+        <w:t>cầm</w:t>
+      </w:r>
+      <w:proofErr w:type="spellEnd"/>
+      <w:r>
+        <w:rPr>
+          <w:sz w:val="22"/>
+        </w:rPr>
+        <w:t xml:space="preserve"> </w:t>
+      </w:r>
+      <w:proofErr w:type="spellStart"/>
+      <w:r>
+        <w:rPr>
+          <w:sz w:val="22"/>
+        </w:rPr>
+        <w:t>cố</w:t>
+      </w:r>
+      <w:proofErr w:type="spellEnd"/>
+      <w:r>
+        <w:rPr>
+          <w:sz w:val="22"/>
+        </w:rPr>
+        <w:t xml:space="preserve"> </w:t>
+      </w:r>
+      <w:proofErr w:type="spellStart"/>
+      <w:r>
+        <w:rPr>
+          <w:sz w:val="22"/>
+        </w:rPr>
+        <w:t>gồm</w:t>
+      </w:r>
+      <w:proofErr w:type="spellEnd"/>
+      <w:r>
+        <w:rPr>
+          <w:sz w:val="22"/>
+        </w:rPr>
+        <w:t xml:space="preserve">: </w:t>
+      </w:r>
+      <w:proofErr w:type="spellStart"/>
+      <w:r>
+        <w:rPr>
+          <w:sz w:val="22"/>
+        </w:rPr>
+        <w:t>Gốc</w:t>
+      </w:r>
+      <w:proofErr w:type="spellEnd"/>
+      <w:r>
+        <w:rPr>
+          <w:sz w:val="22"/>
+        </w:rPr>
+        <w:t xml:space="preserve">, </w:t>
+      </w:r>
+      <w:proofErr w:type="spellStart"/>
+      <w:r>
+        <w:rPr>
+          <w:sz w:val="22"/>
+        </w:rPr>
+        <w:t>lãi</w:t>
+      </w:r>
+      <w:proofErr w:type="spellEnd"/>
+      <w:r>
+        <w:rPr>
+          <w:sz w:val="22"/>
+        </w:rPr>
+        <w:t xml:space="preserve"> </w:t>
+      </w:r>
+      <w:proofErr w:type="spellStart"/>
+      <w:r>
+        <w:rPr>
+          <w:sz w:val="22"/>
+        </w:rPr>
+        <w:t>và</w:t>
+      </w:r>
+      <w:proofErr w:type="spellEnd"/>
+      <w:r>
+        <w:rPr>
+          <w:sz w:val="22"/>
+        </w:rPr>
+        <w:t xml:space="preserve"> </w:t>
+      </w:r>
+      <w:proofErr w:type="spellStart"/>
+      <w:r>
+        <w:rPr>
+          <w:sz w:val="22"/>
+        </w:rPr>
+        <w:t>các</w:t>
+      </w:r>
+      <w:proofErr w:type="spellEnd"/>
+      <w:r>
+        <w:rPr>
+          <w:sz w:val="22"/>
+        </w:rPr>
+        <w:t xml:space="preserve"> chi </w:t>
+      </w:r>
+      <w:proofErr w:type="spellStart"/>
+      <w:r>
+        <w:rPr>
+          <w:sz w:val="22"/>
+        </w:rPr>
+        <w:t>phí</w:t>
+      </w:r>
+      <w:proofErr w:type="spellEnd"/>
+      <w:r>
+        <w:rPr>
+          <w:sz w:val="22"/>
+        </w:rPr>
+        <w:t xml:space="preserve"> (</w:t>
+      </w:r>
+      <w:proofErr w:type="spellStart"/>
+      <w:r>
+        <w:rPr>
+          <w:sz w:val="22"/>
+        </w:rPr>
+        <w:t>nếu</w:t>
+      </w:r>
+      <w:proofErr w:type="spellEnd"/>
+      <w:r>
+        <w:rPr>
+          <w:sz w:val="22"/>
+        </w:rPr>
+        <w:t xml:space="preserve"> </w:t>
+      </w:r>
+      <w:proofErr w:type="spellStart"/>
+      <w:r>
+        <w:rPr>
+          <w:sz w:val="22"/>
+        </w:rPr>
+        <w:t>có</w:t>
+      </w:r>
+      <w:proofErr w:type="spellEnd"/>
+      <w:r>
+        <w:rPr>
+          <w:sz w:val="22"/>
+        </w:rPr>
+        <w:t xml:space="preserve">) </w:t>
+      </w:r>
+      <w:proofErr w:type="spellStart"/>
+      <w:r>
+        <w:rPr>
+          <w:sz w:val="22"/>
+        </w:rPr>
+        <w:t>Bên</w:t>
+      </w:r>
+      <w:proofErr w:type="spellEnd"/>
+      <w:r>
+        <w:rPr>
+          <w:sz w:val="22"/>
+        </w:rPr>
+        <w:t xml:space="preserve"> A </w:t>
+      </w:r>
+      <w:proofErr w:type="spellStart"/>
+      <w:r>
+        <w:rPr>
+          <w:sz w:val="22"/>
+        </w:rPr>
+        <w:t>sẽ</w:t>
+      </w:r>
+      <w:proofErr w:type="spellEnd"/>
+      <w:r>
+        <w:rPr>
+          <w:sz w:val="22"/>
+        </w:rPr>
+        <w:t xml:space="preserve"> </w:t>
+      </w:r>
+      <w:proofErr w:type="spellStart"/>
+      <w:r>
+        <w:rPr>
+          <w:sz w:val="22"/>
+        </w:rPr>
+        <w:t>trả</w:t>
+      </w:r>
+      <w:proofErr w:type="spellEnd"/>
+      <w:r>
+        <w:rPr>
+          <w:sz w:val="22"/>
+        </w:rPr>
+        <w:t xml:space="preserve"> </w:t>
+      </w:r>
+      <w:proofErr w:type="spellStart"/>
+      <w:r>
+        <w:rPr>
+          <w:sz w:val="22"/>
+        </w:rPr>
+        <w:t>lại</w:t>
+      </w:r>
+      <w:proofErr w:type="spellEnd"/>
+      <w:r>
+        <w:rPr>
+          <w:sz w:val="22"/>
+        </w:rPr>
+        <w:t xml:space="preserve"> </w:t>
+      </w:r>
+      <w:proofErr w:type="spellStart"/>
+      <w:r>
+        <w:rPr>
+          <w:sz w:val="22"/>
+        </w:rPr>
+        <w:t>tài</w:t>
+      </w:r>
+      <w:proofErr w:type="spellEnd"/>
+      <w:r>
+        <w:rPr>
+          <w:sz w:val="22"/>
+        </w:rPr>
+        <w:t xml:space="preserve"> </w:t>
+      </w:r>
+      <w:proofErr w:type="spellStart"/>
+      <w:r>
+        <w:rPr>
+          <w:sz w:val="22"/>
+        </w:rPr>
+        <w:t>sản</w:t>
+      </w:r>
+      <w:proofErr w:type="spellEnd"/>
+      <w:r>
+        <w:rPr>
+          <w:sz w:val="22"/>
+        </w:rPr>
+        <w:t xml:space="preserve"> </w:t>
+      </w:r>
+      <w:proofErr w:type="spellStart"/>
+      <w:r>
+        <w:rPr>
+          <w:sz w:val="22"/>
+        </w:rPr>
+        <w:t>cầm</w:t>
+      </w:r>
+      <w:proofErr w:type="spellEnd"/>
+      <w:r>
+        <w:rPr>
+          <w:sz w:val="22"/>
+        </w:rPr>
+        <w:t xml:space="preserve"> </w:t>
+      </w:r>
+      <w:proofErr w:type="spellStart"/>
+      <w:r>
+        <w:rPr>
+          <w:sz w:val="22"/>
+        </w:rPr>
+        <w:t>cố</w:t>
+      </w:r>
+      <w:proofErr w:type="spellEnd"/>
+      <w:r>
+        <w:rPr>
+          <w:sz w:val="22"/>
+        </w:rPr>
+        <w:t xml:space="preserve"> </w:t>
+      </w:r>
+      <w:proofErr w:type="spellStart"/>
+      <w:r>
+        <w:rPr>
+          <w:sz w:val="22"/>
+        </w:rPr>
+        <w:t>và</w:t>
+      </w:r>
+      <w:proofErr w:type="spellEnd"/>
+      <w:r>
+        <w:rPr>
+          <w:sz w:val="22"/>
+        </w:rPr>
+        <w:t xml:space="preserve"> </w:t>
+      </w:r>
+      <w:proofErr w:type="spellStart"/>
+      <w:r>
+        <w:rPr>
+          <w:sz w:val="22"/>
+        </w:rPr>
+        <w:t>các</w:t>
+      </w:r>
+      <w:proofErr w:type="spellEnd"/>
+      <w:r>
+        <w:rPr>
+          <w:sz w:val="22"/>
+        </w:rPr>
+        <w:t xml:space="preserve"> </w:t>
+      </w:r>
+      <w:proofErr w:type="spellStart"/>
+      <w:r>
+        <w:rPr>
+          <w:sz w:val="22"/>
+        </w:rPr>
+        <w:t>loại</w:t>
+      </w:r>
+      <w:proofErr w:type="spellEnd"/>
+      <w:r>
+        <w:rPr>
+          <w:sz w:val="22"/>
+        </w:rPr>
+        <w:t xml:space="preserve"> </w:t>
+      </w:r>
+      <w:proofErr w:type="spellStart"/>
+      <w:r>
+        <w:rPr>
+          <w:sz w:val="22"/>
+        </w:rPr>
+        <w:t>giấy</w:t>
+      </w:r>
+      <w:proofErr w:type="spellEnd"/>
+      <w:r>
+        <w:rPr>
+          <w:sz w:val="22"/>
+        </w:rPr>
+        <w:t xml:space="preserve"> </w:t>
+      </w:r>
+      <w:proofErr w:type="spellStart"/>
+      <w:r>
+        <w:rPr>
+          <w:sz w:val="22"/>
+        </w:rPr>
+        <w:t>tờ</w:t>
+      </w:r>
+      <w:proofErr w:type="spellEnd"/>
+      <w:r>
+        <w:rPr>
+          <w:sz w:val="22"/>
+        </w:rPr>
+        <w:t xml:space="preserve"> </w:t>
+      </w:r>
+      <w:proofErr w:type="spellStart"/>
+      <w:r>
+        <w:rPr>
+          <w:sz w:val="22"/>
+        </w:rPr>
+        <w:t>kèm</w:t>
+      </w:r>
+      <w:proofErr w:type="spellEnd"/>
+      <w:r>
+        <w:rPr>
+          <w:sz w:val="22"/>
+        </w:rPr>
+        <w:t xml:space="preserve"> (</w:t>
+      </w:r>
+      <w:proofErr w:type="spellStart"/>
+      <w:r>
+        <w:rPr>
+          <w:sz w:val="22"/>
+        </w:rPr>
+        <w:t>nếu</w:t>
+      </w:r>
+      <w:proofErr w:type="spellEnd"/>
+      <w:r>
+        <w:rPr>
+          <w:sz w:val="22"/>
+        </w:rPr>
+        <w:t xml:space="preserve"> </w:t>
+      </w:r>
+      <w:proofErr w:type="spellStart"/>
+      <w:r>
+        <w:rPr>
+          <w:sz w:val="22"/>
+        </w:rPr>
+        <w:t>có</w:t>
+      </w:r>
+      <w:proofErr w:type="spellEnd"/>
+      <w:r>
+        <w:rPr>
+          <w:sz w:val="22"/>
+        </w:rPr>
+        <w:t xml:space="preserve">). Trường </w:t>
+      </w:r>
+      <w:proofErr w:type="spellStart"/>
+      <w:r>
+        <w:rPr>
+          <w:sz w:val="22"/>
+        </w:rPr>
+        <w:t>hợp</w:t>
+      </w:r>
+      <w:proofErr w:type="spellEnd"/>
+      <w:r>
+        <w:rPr>
+          <w:sz w:val="22"/>
+        </w:rPr>
+        <w:t xml:space="preserve"> </w:t>
+      </w:r>
+      <w:proofErr w:type="spellStart"/>
+      <w:r>
+        <w:rPr>
+          <w:sz w:val="22"/>
+        </w:rPr>
+        <w:t>làm</w:t>
+      </w:r>
+      <w:proofErr w:type="spellEnd"/>
+      <w:r>
+        <w:rPr>
+          <w:sz w:val="22"/>
+        </w:rPr>
+        <w:t xml:space="preserve"> </w:t>
+      </w:r>
+      <w:proofErr w:type="spellStart"/>
+      <w:r>
+        <w:rPr>
+          <w:sz w:val="22"/>
+        </w:rPr>
+        <w:t>mất</w:t>
+      </w:r>
+      <w:proofErr w:type="spellEnd"/>
+      <w:r>
+        <w:rPr>
+          <w:sz w:val="22"/>
+        </w:rPr>
+        <w:t xml:space="preserve">, </w:t>
+      </w:r>
+      <w:proofErr w:type="spellStart"/>
+      <w:r>
+        <w:rPr>
+          <w:sz w:val="22"/>
+        </w:rPr>
+        <w:t>hư</w:t>
+      </w:r>
+      <w:proofErr w:type="spellEnd"/>
+      <w:r>
+        <w:rPr>
+          <w:sz w:val="22"/>
+        </w:rPr>
+        <w:t xml:space="preserve"> </w:t>
+      </w:r>
+      <w:proofErr w:type="spellStart"/>
+      <w:r>
+        <w:rPr>
+          <w:sz w:val="22"/>
+        </w:rPr>
+        <w:t>hỏng</w:t>
+      </w:r>
+      <w:proofErr w:type="spellEnd"/>
+      <w:r>
+        <w:rPr>
+          <w:sz w:val="22"/>
+        </w:rPr>
+        <w:t xml:space="preserve"> </w:t>
+      </w:r>
+      <w:proofErr w:type="spellStart"/>
+      <w:r>
+        <w:rPr>
+          <w:sz w:val="22"/>
+        </w:rPr>
+        <w:t>Bên</w:t>
+      </w:r>
+      <w:proofErr w:type="spellEnd"/>
+      <w:r>
+        <w:rPr>
+          <w:sz w:val="22"/>
+        </w:rPr>
+        <w:t xml:space="preserve"> A </w:t>
+      </w:r>
+      <w:proofErr w:type="spellStart"/>
+      <w:r>
+        <w:rPr>
+          <w:sz w:val="22"/>
+        </w:rPr>
+        <w:t>sẽ</w:t>
+      </w:r>
+      <w:proofErr w:type="spellEnd"/>
+      <w:r>
+        <w:rPr>
+          <w:sz w:val="22"/>
+        </w:rPr>
+        <w:t xml:space="preserve"> </w:t>
+      </w:r>
+      <w:proofErr w:type="spellStart"/>
+      <w:r>
+        <w:rPr>
+          <w:sz w:val="22"/>
+        </w:rPr>
+        <w:t>bồi</w:t>
+      </w:r>
+      <w:proofErr w:type="spellEnd"/>
+      <w:r>
+        <w:rPr>
+          <w:sz w:val="22"/>
+        </w:rPr>
+        <w:t xml:space="preserve"> </w:t>
+      </w:r>
+      <w:proofErr w:type="spellStart"/>
+      <w:r>
+        <w:rPr>
+          <w:sz w:val="22"/>
+        </w:rPr>
+        <w:t>thường</w:t>
+      </w:r>
+      <w:proofErr w:type="spellEnd"/>
+      <w:r>
+        <w:rPr>
+          <w:sz w:val="22"/>
+        </w:rPr>
+        <w:t>.</w:t>
       </w:r>
     </w:p>
     <w:p>
@@ -1302,11 +2386,61 @@
           <w:sz w:val="22"/>
         </w:rPr>
       </w:pPr>
-      <w:r>
-        <w:rPr>
-          <w:sz w:val="22"/>
-        </w:rPr>
-        <w:t>Điều 3: Điều khoản chung:</w:t>
+      <w:proofErr w:type="spellStart"/>
+      <w:r>
+        <w:rPr>
+          <w:sz w:val="22"/>
+        </w:rPr>
+        <w:t>Điều</w:t>
+      </w:r>
+      <w:proofErr w:type="spellEnd"/>
+      <w:r>
+        <w:rPr>
+          <w:sz w:val="22"/>
+        </w:rPr>
+        <w:t xml:space="preserve"> 3: </w:t>
+      </w:r>
+      <w:proofErr w:type="spellStart"/>
+      <w:r>
+        <w:rPr>
+          <w:sz w:val="22"/>
+        </w:rPr>
+        <w:t>Điều</w:t>
+      </w:r>
+      <w:proofErr w:type="spellEnd"/>
+      <w:r>
+        <w:rPr>
+          <w:sz w:val="22"/>
+        </w:rPr>
+        <w:t xml:space="preserve"> </w:t>
+      </w:r>
+      <w:proofErr w:type="spellStart"/>
+      <w:r>
+        <w:rPr>
+          <w:sz w:val="22"/>
+        </w:rPr>
+        <w:t>khoản</w:t>
+      </w:r>
+      <w:proofErr w:type="spellEnd"/>
+      <w:r>
+        <w:rPr>
+          <w:sz w:val="22"/>
+        </w:rPr>
+        <w:t xml:space="preserve"> </w:t>
+      </w:r>
+      <w:proofErr w:type="spellStart"/>
+      <w:r>
+        <w:rPr>
+          <w:sz w:val="22"/>
+        </w:rPr>
+        <w:t>chung</w:t>
+      </w:r>
+      <w:proofErr w:type="spellEnd"/>
+      <w:r>
+        <w:rPr>
+          <w:sz w:val="22"/>
+        </w:rPr>
+        <w:t>:</w:t>
       </w:r>
     </w:p>
     <w:p>
@@ -1320,7 +2454,819 @@
         <w:rPr>
           <w:sz w:val="22"/>
         </w:rPr>
-        <w:t>Hai bên cam kết thực hiện đúng theo các điều khoản đã ghi trong hợp đồng, khi có sự thay đổi phải được sự nhất trí, thỏa thuận giữa hai bên. Trong quá trình thực hiện hợp đồng nếu có phát sinh mới hai bên cùng trao đổi bổ sung. Hợp đồng được lập thành hai bản, mỗi bên giữ một bản.</w:t>
+        <w:t xml:space="preserve">Hai </w:t>
+      </w:r>
+      <w:proofErr w:type="spellStart"/>
+      <w:r>
+        <w:rPr>
+          <w:sz w:val="22"/>
+        </w:rPr>
+        <w:t>bên</w:t>
+      </w:r>
+      <w:proofErr w:type="spellEnd"/>
+      <w:r>
+        <w:rPr>
+          <w:sz w:val="22"/>
+        </w:rPr>
+        <w:t xml:space="preserve"> cam </w:t>
+      </w:r>
+      <w:proofErr w:type="spellStart"/>
+      <w:r>
+        <w:rPr>
+          <w:sz w:val="22"/>
+        </w:rPr>
+        <w:t>kết</w:t>
+      </w:r>
+      <w:proofErr w:type="spellEnd"/>
+      <w:r>
+        <w:rPr>
+          <w:sz w:val="22"/>
+        </w:rPr>
+        <w:t xml:space="preserve"> </w:t>
+      </w:r>
+      <w:proofErr w:type="spellStart"/>
+      <w:r>
+        <w:rPr>
+          <w:sz w:val="22"/>
+        </w:rPr>
+        <w:t>thực</w:t>
+      </w:r>
+      <w:proofErr w:type="spellEnd"/>
+      <w:r>
+        <w:rPr>
+          <w:sz w:val="22"/>
+        </w:rPr>
+        <w:t xml:space="preserve"> </w:t>
+      </w:r>
+      <w:proofErr w:type="spellStart"/>
+      <w:r>
+        <w:rPr>
+          <w:sz w:val="22"/>
+        </w:rPr>
+        <w:t>hiện</w:t>
+      </w:r>
+      <w:proofErr w:type="spellEnd"/>
+      <w:r>
+        <w:rPr>
+          <w:sz w:val="22"/>
+        </w:rPr>
+        <w:t xml:space="preserve"> </w:t>
+      </w:r>
+      <w:proofErr w:type="spellStart"/>
+      <w:r>
+        <w:rPr>
+          <w:sz w:val="22"/>
+        </w:rPr>
+        <w:t>đúng</w:t>
+      </w:r>
+      <w:proofErr w:type="spellEnd"/>
+      <w:r>
+        <w:rPr>
+          <w:sz w:val="22"/>
+        </w:rPr>
+        <w:t xml:space="preserve"> </w:t>
+      </w:r>
+      <w:proofErr w:type="spellStart"/>
+      <w:r>
+        <w:rPr>
+          <w:sz w:val="22"/>
+        </w:rPr>
+        <w:t>theo</w:t>
+      </w:r>
+      <w:proofErr w:type="spellEnd"/>
+      <w:r>
+        <w:rPr>
+          <w:sz w:val="22"/>
+        </w:rPr>
+        <w:t xml:space="preserve"> </w:t>
+      </w:r>
+      <w:proofErr w:type="spellStart"/>
+      <w:r>
+        <w:rPr>
+          <w:sz w:val="22"/>
+        </w:rPr>
+        <w:t>các</w:t>
+      </w:r>
+      <w:proofErr w:type="spellEnd"/>
+      <w:r>
+        <w:rPr>
+          <w:sz w:val="22"/>
+        </w:rPr>
+        <w:t xml:space="preserve"> </w:t>
+      </w:r>
+      <w:proofErr w:type="spellStart"/>
+      <w:r>
+        <w:rPr>
+          <w:sz w:val="22"/>
+        </w:rPr>
+        <w:t>điều</w:t>
+      </w:r>
+      <w:proofErr w:type="spellEnd"/>
+      <w:r>
+        <w:rPr>
+          <w:sz w:val="22"/>
+        </w:rPr>
+        <w:t xml:space="preserve"> </w:t>
+      </w:r>
+      <w:proofErr w:type="spellStart"/>
+      <w:r>
+        <w:rPr>
+          <w:sz w:val="22"/>
+        </w:rPr>
+        <w:t>khoản</w:t>
+      </w:r>
+      <w:proofErr w:type="spellEnd"/>
+      <w:r>
+        <w:rPr>
+          <w:sz w:val="22"/>
+        </w:rPr>
+        <w:t xml:space="preserve"> </w:t>
+      </w:r>
+      <w:proofErr w:type="spellStart"/>
+      <w:r>
+        <w:rPr>
+          <w:sz w:val="22"/>
+        </w:rPr>
+        <w:t>đã</w:t>
+      </w:r>
+      <w:proofErr w:type="spellEnd"/>
+      <w:r>
+        <w:rPr>
+          <w:sz w:val="22"/>
+        </w:rPr>
+        <w:t xml:space="preserve"> </w:t>
+      </w:r>
+      <w:proofErr w:type="spellStart"/>
+      <w:r>
+        <w:rPr>
+          <w:sz w:val="22"/>
+        </w:rPr>
+        <w:t>ghi</w:t>
+      </w:r>
+      <w:proofErr w:type="spellEnd"/>
+      <w:r>
+        <w:rPr>
+          <w:sz w:val="22"/>
+        </w:rPr>
+        <w:t xml:space="preserve"> </w:t>
+      </w:r>
+      <w:proofErr w:type="spellStart"/>
+      <w:r>
+        <w:rPr>
+          <w:sz w:val="22"/>
+        </w:rPr>
+        <w:t>trong</w:t>
+      </w:r>
+      <w:proofErr w:type="spellEnd"/>
+      <w:r>
+        <w:rPr>
+          <w:sz w:val="22"/>
+        </w:rPr>
+        <w:t xml:space="preserve"> </w:t>
+      </w:r>
+      <w:proofErr w:type="spellStart"/>
+      <w:r>
+        <w:rPr>
+          <w:sz w:val="22"/>
+        </w:rPr>
+        <w:t>hợp</w:t>
+      </w:r>
+      <w:proofErr w:type="spellEnd"/>
+      <w:r>
+        <w:rPr>
+          <w:sz w:val="22"/>
+        </w:rPr>
+        <w:t xml:space="preserve"> </w:t>
+      </w:r>
+      <w:proofErr w:type="spellStart"/>
+      <w:r>
+        <w:rPr>
+          <w:sz w:val="22"/>
+        </w:rPr>
+        <w:t>đồng</w:t>
+      </w:r>
+      <w:proofErr w:type="spellEnd"/>
+      <w:r>
+        <w:rPr>
+          <w:sz w:val="22"/>
+        </w:rPr>
+        <w:t xml:space="preserve">, </w:t>
+      </w:r>
+      <w:proofErr w:type="spellStart"/>
+      <w:r>
+        <w:rPr>
+          <w:sz w:val="22"/>
+        </w:rPr>
+        <w:t>khi</w:t>
+      </w:r>
+      <w:proofErr w:type="spellEnd"/>
+      <w:r>
+        <w:rPr>
+          <w:sz w:val="22"/>
+        </w:rPr>
+        <w:t xml:space="preserve"> </w:t>
+      </w:r>
+      <w:proofErr w:type="spellStart"/>
+      <w:r>
+        <w:rPr>
+          <w:sz w:val="22"/>
+        </w:rPr>
+        <w:t>có</w:t>
+      </w:r>
+      <w:proofErr w:type="spellEnd"/>
+      <w:r>
+        <w:rPr>
+          <w:sz w:val="22"/>
+        </w:rPr>
+        <w:t xml:space="preserve"> </w:t>
+      </w:r>
+      <w:proofErr w:type="spellStart"/>
+      <w:r>
+        <w:rPr>
+          <w:sz w:val="22"/>
+        </w:rPr>
+        <w:t>sự</w:t>
+      </w:r>
+      <w:proofErr w:type="spellEnd"/>
+      <w:r>
+        <w:rPr>
+          <w:sz w:val="22"/>
+        </w:rPr>
+        <w:t xml:space="preserve"> </w:t>
+      </w:r>
+      <w:proofErr w:type="spellStart"/>
+      <w:r>
+        <w:rPr>
+          <w:sz w:val="22"/>
+        </w:rPr>
+        <w:t>thay</w:t>
+      </w:r>
+      <w:proofErr w:type="spellEnd"/>
+      <w:r>
+        <w:rPr>
+          <w:sz w:val="22"/>
+        </w:rPr>
+        <w:t xml:space="preserve"> </w:t>
+      </w:r>
+      <w:proofErr w:type="spellStart"/>
+      <w:r>
+        <w:rPr>
+          <w:sz w:val="22"/>
+        </w:rPr>
+        <w:t>đổi</w:t>
+      </w:r>
+      <w:proofErr w:type="spellEnd"/>
+      <w:r>
+        <w:rPr>
+          <w:sz w:val="22"/>
+        </w:rPr>
+        <w:t xml:space="preserve"> </w:t>
+      </w:r>
+      <w:proofErr w:type="spellStart"/>
+      <w:r>
+        <w:rPr>
+          <w:sz w:val="22"/>
+        </w:rPr>
+        <w:t>phải</w:t>
+      </w:r>
+      <w:proofErr w:type="spellEnd"/>
+      <w:r>
+        <w:rPr>
+          <w:sz w:val="22"/>
+        </w:rPr>
+        <w:t xml:space="preserve"> </w:t>
+      </w:r>
+      <w:proofErr w:type="spellStart"/>
+      <w:r>
+        <w:rPr>
+          <w:sz w:val="22"/>
+        </w:rPr>
+        <w:t>được</w:t>
+      </w:r>
+      <w:proofErr w:type="spellEnd"/>
+      <w:r>
+        <w:rPr>
+          <w:sz w:val="22"/>
+        </w:rPr>
+        <w:t xml:space="preserve"> </w:t>
+      </w:r>
+      <w:proofErr w:type="spellStart"/>
+      <w:r>
+        <w:rPr>
+          <w:sz w:val="22"/>
+        </w:rPr>
+        <w:t>sự</w:t>
+      </w:r>
+      <w:proofErr w:type="spellEnd"/>
+      <w:r>
+        <w:rPr>
+          <w:sz w:val="22"/>
+        </w:rPr>
+        <w:t xml:space="preserve"> </w:t>
+      </w:r>
+      <w:proofErr w:type="spellStart"/>
+      <w:r>
+        <w:rPr>
+          <w:sz w:val="22"/>
+        </w:rPr>
+        <w:t>nhất</w:t>
+      </w:r>
+      <w:proofErr w:type="spellEnd"/>
+      <w:r>
+        <w:rPr>
+          <w:sz w:val="22"/>
+        </w:rPr>
+        <w:t xml:space="preserve"> </w:t>
+      </w:r>
+      <w:proofErr w:type="spellStart"/>
+      <w:r>
+        <w:rPr>
+          <w:sz w:val="22"/>
+        </w:rPr>
+        <w:t>trí</w:t>
+      </w:r>
+      <w:proofErr w:type="spellEnd"/>
+      <w:r>
+        <w:rPr>
+          <w:sz w:val="22"/>
+        </w:rPr>
+        <w:t xml:space="preserve">, </w:t>
+      </w:r>
+      <w:proofErr w:type="spellStart"/>
+      <w:r>
+        <w:rPr>
+          <w:sz w:val="22"/>
+        </w:rPr>
+        <w:t>thỏa</w:t>
+      </w:r>
+      <w:proofErr w:type="spellEnd"/>
+      <w:r>
+        <w:rPr>
+          <w:sz w:val="22"/>
+        </w:rPr>
+        <w:t xml:space="preserve"> </w:t>
+      </w:r>
+      <w:proofErr w:type="spellStart"/>
+      <w:r>
+        <w:rPr>
+          <w:sz w:val="22"/>
+        </w:rPr>
+        <w:t>thuận</w:t>
+      </w:r>
+      <w:proofErr w:type="spellEnd"/>
+      <w:r>
+        <w:rPr>
+          <w:sz w:val="22"/>
+        </w:rPr>
+        <w:t xml:space="preserve"> </w:t>
+      </w:r>
+      <w:proofErr w:type="spellStart"/>
+      <w:r>
+        <w:rPr>
+          <w:sz w:val="22"/>
+        </w:rPr>
+        <w:t>giữa</w:t>
+      </w:r>
+      <w:proofErr w:type="spellEnd"/>
+      <w:r>
+        <w:rPr>
+          <w:sz w:val="22"/>
+        </w:rPr>
+        <w:t xml:space="preserve"> </w:t>
+      </w:r>
+      <w:proofErr w:type="spellStart"/>
+      <w:r>
+        <w:rPr>
+          <w:sz w:val="22"/>
+        </w:rPr>
+        <w:t>hai</w:t>
+      </w:r>
+      <w:proofErr w:type="spellEnd"/>
+      <w:r>
+        <w:rPr>
+          <w:sz w:val="22"/>
+        </w:rPr>
+        <w:t xml:space="preserve"> </w:t>
+      </w:r>
+      <w:proofErr w:type="spellStart"/>
+      <w:r>
+        <w:rPr>
+          <w:sz w:val="22"/>
+        </w:rPr>
+        <w:t>bên</w:t>
+      </w:r>
+      <w:proofErr w:type="spellEnd"/>
+      <w:r>
+        <w:rPr>
+          <w:sz w:val="22"/>
+        </w:rPr>
+        <w:t xml:space="preserve">. Trong </w:t>
+      </w:r>
+      <w:proofErr w:type="spellStart"/>
+      <w:r>
+        <w:rPr>
+          <w:sz w:val="22"/>
+        </w:rPr>
+        <w:t>quá</w:t>
+      </w:r>
+      <w:proofErr w:type="spellEnd"/>
+      <w:r>
+        <w:rPr>
+          <w:sz w:val="22"/>
+        </w:rPr>
+        <w:t xml:space="preserve"> </w:t>
+      </w:r>
+      <w:proofErr w:type="spellStart"/>
+      <w:r>
+        <w:rPr>
+          <w:sz w:val="22"/>
+        </w:rPr>
+        <w:t>trình</w:t>
+      </w:r>
+      <w:proofErr w:type="spellEnd"/>
+      <w:r>
+        <w:rPr>
+          <w:sz w:val="22"/>
+        </w:rPr>
+        <w:t xml:space="preserve"> </w:t>
+      </w:r>
+      <w:proofErr w:type="spellStart"/>
+      <w:r>
+        <w:rPr>
+          <w:sz w:val="22"/>
+        </w:rPr>
+        <w:t>thực</w:t>
+      </w:r>
+      <w:proofErr w:type="spellEnd"/>
+      <w:r>
+        <w:rPr>
+          <w:sz w:val="22"/>
+        </w:rPr>
+        <w:t xml:space="preserve"> </w:t>
+      </w:r>
+      <w:proofErr w:type="spellStart"/>
+      <w:r>
+        <w:rPr>
+          <w:sz w:val="22"/>
+        </w:rPr>
+        <w:t>hiện</w:t>
+      </w:r>
+      <w:proofErr w:type="spellEnd"/>
+      <w:r>
+        <w:rPr>
+          <w:sz w:val="22"/>
+        </w:rPr>
+        <w:t xml:space="preserve"> </w:t>
+      </w:r>
+      <w:proofErr w:type="spellStart"/>
+      <w:r>
+        <w:rPr>
+          <w:sz w:val="22"/>
+        </w:rPr>
+        <w:t>hợp</w:t>
+      </w:r>
+      <w:proofErr w:type="spellEnd"/>
+      <w:r>
+        <w:rPr>
+          <w:sz w:val="22"/>
+        </w:rPr>
+        <w:t xml:space="preserve"> </w:t>
+      </w:r>
+      <w:proofErr w:type="spellStart"/>
+      <w:r>
+        <w:rPr>
+          <w:sz w:val="22"/>
+        </w:rPr>
+        <w:t>đồng</w:t>
+      </w:r>
+      <w:proofErr w:type="spellEnd"/>
+      <w:r>
+        <w:rPr>
+          <w:sz w:val="22"/>
+        </w:rPr>
+        <w:t xml:space="preserve"> </w:t>
+      </w:r>
+      <w:proofErr w:type="spellStart"/>
+      <w:r>
+        <w:rPr>
+          <w:sz w:val="22"/>
+        </w:rPr>
+        <w:t>nếu</w:t>
+      </w:r>
+      <w:proofErr w:type="spellEnd"/>
+      <w:r>
+        <w:rPr>
+          <w:sz w:val="22"/>
+        </w:rPr>
+        <w:t xml:space="preserve"> </w:t>
+      </w:r>
+      <w:proofErr w:type="spellStart"/>
+      <w:r>
+        <w:rPr>
+          <w:sz w:val="22"/>
+        </w:rPr>
+        <w:t>có</w:t>
+      </w:r>
+      <w:proofErr w:type="spellEnd"/>
+      <w:r>
+        <w:rPr>
+          <w:sz w:val="22"/>
+        </w:rPr>
+        <w:t xml:space="preserve"> </w:t>
+      </w:r>
+      <w:proofErr w:type="spellStart"/>
+      <w:r>
+        <w:rPr>
+          <w:sz w:val="22"/>
+        </w:rPr>
+        <w:t>phát</w:t>
+      </w:r>
+      <w:proofErr w:type="spellEnd"/>
+      <w:r>
+        <w:rPr>
+          <w:sz w:val="22"/>
+        </w:rPr>
+        <w:t xml:space="preserve"> </w:t>
+      </w:r>
+      <w:proofErr w:type="spellStart"/>
+      <w:r>
+        <w:rPr>
+          <w:sz w:val="22"/>
+        </w:rPr>
+        <w:t>sinh</w:t>
+      </w:r>
+      <w:proofErr w:type="spellEnd"/>
+      <w:r>
+        <w:rPr>
+          <w:sz w:val="22"/>
+        </w:rPr>
+        <w:t xml:space="preserve"> </w:t>
+      </w:r>
+      <w:proofErr w:type="spellStart"/>
+      <w:r>
+        <w:rPr>
+          <w:sz w:val="22"/>
+        </w:rPr>
+        <w:t>mới</w:t>
+      </w:r>
+      <w:proofErr w:type="spellEnd"/>
+      <w:r>
+        <w:rPr>
+          <w:sz w:val="22"/>
+        </w:rPr>
+        <w:t xml:space="preserve"> </w:t>
+      </w:r>
+      <w:proofErr w:type="spellStart"/>
+      <w:r>
+        <w:rPr>
+          <w:sz w:val="22"/>
+        </w:rPr>
+        <w:t>hai</w:t>
+      </w:r>
+      <w:proofErr w:type="spellEnd"/>
+      <w:r>
+        <w:rPr>
+          <w:sz w:val="22"/>
+        </w:rPr>
+        <w:t xml:space="preserve"> </w:t>
+      </w:r>
+      <w:proofErr w:type="spellStart"/>
+      <w:r>
+        <w:rPr>
+          <w:sz w:val="22"/>
+        </w:rPr>
+        <w:t>bên</w:t>
+      </w:r>
+      <w:proofErr w:type="spellEnd"/>
+      <w:r>
+        <w:rPr>
+          <w:sz w:val="22"/>
+        </w:rPr>
+        <w:t xml:space="preserve"> </w:t>
+      </w:r>
+      <w:proofErr w:type="spellStart"/>
+      <w:r>
+        <w:rPr>
+          <w:sz w:val="22"/>
+        </w:rPr>
+        <w:t>cùng</w:t>
+      </w:r>
+      <w:proofErr w:type="spellEnd"/>
+      <w:r>
+        <w:rPr>
+          <w:sz w:val="22"/>
+        </w:rPr>
+        <w:t xml:space="preserve"> </w:t>
+      </w:r>
+      <w:proofErr w:type="spellStart"/>
+      <w:r>
+        <w:rPr>
+          <w:sz w:val="22"/>
+        </w:rPr>
+        <w:t>trao</w:t>
+      </w:r>
+      <w:proofErr w:type="spellEnd"/>
+      <w:r>
+        <w:rPr>
+          <w:sz w:val="22"/>
+        </w:rPr>
+        <w:t xml:space="preserve"> </w:t>
+      </w:r>
+      <w:proofErr w:type="spellStart"/>
+      <w:r>
+        <w:rPr>
+          <w:sz w:val="22"/>
+        </w:rPr>
+        <w:t>đổi</w:t>
+      </w:r>
+      <w:proofErr w:type="spellEnd"/>
+      <w:r>
+        <w:rPr>
+          <w:sz w:val="22"/>
+        </w:rPr>
+        <w:t xml:space="preserve"> </w:t>
+      </w:r>
+      <w:proofErr w:type="spellStart"/>
+      <w:r>
+        <w:rPr>
+          <w:sz w:val="22"/>
+        </w:rPr>
+        <w:t>bổ</w:t>
+      </w:r>
+      <w:proofErr w:type="spellEnd"/>
+      <w:r>
+        <w:rPr>
+          <w:sz w:val="22"/>
+        </w:rPr>
+        <w:t xml:space="preserve"> sung. </w:t>
+      </w:r>
+      <w:proofErr w:type="spellStart"/>
+      <w:r>
+        <w:rPr>
+          <w:sz w:val="22"/>
+        </w:rPr>
+        <w:t>Hợp</w:t>
+      </w:r>
+      <w:proofErr w:type="spellEnd"/>
+      <w:r>
+        <w:rPr>
+          <w:sz w:val="22"/>
+        </w:rPr>
+        <w:t xml:space="preserve"> </w:t>
+      </w:r>
+      <w:proofErr w:type="spellStart"/>
+      <w:r>
+        <w:rPr>
+          <w:sz w:val="22"/>
+        </w:rPr>
+        <w:t>đồng</w:t>
+      </w:r>
+      <w:proofErr w:type="spellEnd"/>
+      <w:r>
+        <w:rPr>
+          <w:sz w:val="22"/>
+        </w:rPr>
+        <w:t xml:space="preserve"> </w:t>
+      </w:r>
+      <w:proofErr w:type="spellStart"/>
+      <w:r>
+        <w:rPr>
+          <w:sz w:val="22"/>
+        </w:rPr>
+        <w:t>được</w:t>
+      </w:r>
+      <w:proofErr w:type="spellEnd"/>
+      <w:r>
+        <w:rPr>
+          <w:sz w:val="22"/>
+        </w:rPr>
+        <w:t xml:space="preserve"> </w:t>
+      </w:r>
+      <w:proofErr w:type="spellStart"/>
+      <w:r>
+        <w:rPr>
+          <w:sz w:val="22"/>
+        </w:rPr>
+        <w:t>lập</w:t>
+      </w:r>
+      <w:proofErr w:type="spellEnd"/>
+      <w:r>
+        <w:rPr>
+          <w:sz w:val="22"/>
+        </w:rPr>
+        <w:t xml:space="preserve"> </w:t>
+      </w:r>
+      <w:proofErr w:type="spellStart"/>
+      <w:r>
+        <w:rPr>
+          <w:sz w:val="22"/>
+        </w:rPr>
+        <w:t>thành</w:t>
+      </w:r>
+      <w:proofErr w:type="spellEnd"/>
+      <w:r>
+        <w:rPr>
+          <w:sz w:val="22"/>
+        </w:rPr>
+        <w:t xml:space="preserve"> </w:t>
+      </w:r>
+      <w:proofErr w:type="spellStart"/>
+      <w:r>
+        <w:rPr>
+          <w:sz w:val="22"/>
+        </w:rPr>
+        <w:t>hai</w:t>
+      </w:r>
+      <w:proofErr w:type="spellEnd"/>
+      <w:r>
+        <w:rPr>
+          <w:sz w:val="22"/>
+        </w:rPr>
+        <w:t xml:space="preserve"> </w:t>
+      </w:r>
+      <w:proofErr w:type="spellStart"/>
+      <w:r>
+        <w:rPr>
+          <w:sz w:val="22"/>
+        </w:rPr>
+        <w:t>bản</w:t>
+      </w:r>
+      <w:proofErr w:type="spellEnd"/>
+      <w:r>
+        <w:rPr>
+          <w:sz w:val="22"/>
+        </w:rPr>
+        <w:t xml:space="preserve">, </w:t>
+      </w:r>
+      <w:proofErr w:type="spellStart"/>
+      <w:r>
+        <w:rPr>
+          <w:sz w:val="22"/>
+        </w:rPr>
+        <w:t>mỗi</w:t>
+      </w:r>
+      <w:proofErr w:type="spellEnd"/>
+      <w:r>
+        <w:rPr>
+          <w:sz w:val="22"/>
+        </w:rPr>
+        <w:t xml:space="preserve"> </w:t>
+      </w:r>
+      <w:proofErr w:type="spellStart"/>
+      <w:r>
+        <w:rPr>
+          <w:sz w:val="22"/>
+        </w:rPr>
+        <w:t>bên</w:t>
+      </w:r>
+      <w:proofErr w:type="spellEnd"/>
+      <w:r>
+        <w:rPr>
+          <w:sz w:val="22"/>
+        </w:rPr>
+        <w:t xml:space="preserve"> </w:t>
+      </w:r>
+      <w:proofErr w:type="spellStart"/>
+      <w:r>
+        <w:rPr>
+          <w:sz w:val="22"/>
+        </w:rPr>
+        <w:t>giữ</w:t>
+      </w:r>
+      <w:proofErr w:type="spellEnd"/>
+      <w:r>
+        <w:rPr>
+          <w:sz w:val="22"/>
+        </w:rPr>
+        <w:t xml:space="preserve"> </w:t>
+      </w:r>
+      <w:proofErr w:type="spellStart"/>
+      <w:r>
+        <w:rPr>
+          <w:sz w:val="22"/>
+        </w:rPr>
+        <w:t>một</w:t>
+      </w:r>
+      <w:proofErr w:type="spellEnd"/>
+      <w:r>
+        <w:rPr>
+          <w:sz w:val="22"/>
+        </w:rPr>
+        <w:t xml:space="preserve"> </w:t>
+      </w:r>
+      <w:proofErr w:type="spellStart"/>
+      <w:r>
+        <w:rPr>
+          <w:sz w:val="22"/>
+        </w:rPr>
+        <w:t>bản</w:t>
+      </w:r>
+      <w:proofErr w:type="spellEnd"/>
+      <w:r>
+        <w:rPr>
+          <w:sz w:val="22"/>
+        </w:rPr>
+        <w:t>.</w:t>
       </w:r>
     </w:p>
     <w:p>
@@ -1330,11 +3276,635 @@
           <w:sz w:val="22"/>
         </w:rPr>
       </w:pPr>
-      <w:r>
-        <w:rPr>
-          <w:sz w:val="22"/>
-        </w:rPr>
-        <w:t>Ghi chú: Hợp đồng cầm cố này, khách hàng phải giữ kỹ, khi mất phải thông báo ngay cho Bên A và Bên A không chịu trách nhiệm trường hợp người khác lợi dụng nhặt được hợp đồng này để chuộc tài sản cầm cố của Bên B.</w:t>
+      <w:proofErr w:type="spellStart"/>
+      <w:r>
+        <w:rPr>
+          <w:sz w:val="22"/>
+        </w:rPr>
+        <w:t>Ghi</w:t>
+      </w:r>
+      <w:proofErr w:type="spellEnd"/>
+      <w:r>
+        <w:rPr>
+          <w:sz w:val="22"/>
+        </w:rPr>
+        <w:t xml:space="preserve"> </w:t>
+      </w:r>
+      <w:proofErr w:type="spellStart"/>
+      <w:r>
+        <w:rPr>
+          <w:sz w:val="22"/>
+        </w:rPr>
+        <w:t>chú</w:t>
+      </w:r>
+      <w:proofErr w:type="spellEnd"/>
+      <w:r>
+        <w:rPr>
+          <w:sz w:val="22"/>
+        </w:rPr>
+        <w:t xml:space="preserve">: </w:t>
+      </w:r>
+      <w:proofErr w:type="spellStart"/>
+      <w:r>
+        <w:rPr>
+          <w:sz w:val="22"/>
+        </w:rPr>
+        <w:t>Hợp</w:t>
+      </w:r>
+      <w:proofErr w:type="spellEnd"/>
+      <w:r>
+        <w:rPr>
+          <w:sz w:val="22"/>
+        </w:rPr>
+        <w:t xml:space="preserve"> </w:t>
+      </w:r>
+      <w:proofErr w:type="spellStart"/>
+      <w:r>
+        <w:rPr>
+          <w:sz w:val="22"/>
+        </w:rPr>
+        <w:t>đồng</w:t>
+      </w:r>
+      <w:proofErr w:type="spellEnd"/>
+      <w:r>
+        <w:rPr>
+          <w:sz w:val="22"/>
+        </w:rPr>
+        <w:t xml:space="preserve"> </w:t>
+      </w:r>
+      <w:proofErr w:type="spellStart"/>
+      <w:r>
+        <w:rPr>
+          <w:sz w:val="22"/>
+        </w:rPr>
+        <w:t>cầm</w:t>
+      </w:r>
+      <w:proofErr w:type="spellEnd"/>
+      <w:r>
+        <w:rPr>
+          <w:sz w:val="22"/>
+        </w:rPr>
+        <w:t xml:space="preserve"> </w:t>
+      </w:r>
+      <w:proofErr w:type="spellStart"/>
+      <w:r>
+        <w:rPr>
+          <w:sz w:val="22"/>
+        </w:rPr>
+        <w:t>cố</w:t>
+      </w:r>
+      <w:proofErr w:type="spellEnd"/>
+      <w:r>
+        <w:rPr>
+          <w:sz w:val="22"/>
+        </w:rPr>
+        <w:t xml:space="preserve"> </w:t>
+      </w:r>
+      <w:proofErr w:type="spellStart"/>
+      <w:r>
+        <w:rPr>
+          <w:sz w:val="22"/>
+        </w:rPr>
+        <w:t>này</w:t>
+      </w:r>
+      <w:proofErr w:type="spellEnd"/>
+      <w:r>
+        <w:rPr>
+          <w:sz w:val="22"/>
+        </w:rPr>
+        <w:t xml:space="preserve">, </w:t>
+      </w:r>
+      <w:proofErr w:type="spellStart"/>
+      <w:r>
+        <w:rPr>
+          <w:sz w:val="22"/>
+        </w:rPr>
+        <w:t>khách</w:t>
+      </w:r>
+      <w:proofErr w:type="spellEnd"/>
+      <w:r>
+        <w:rPr>
+          <w:sz w:val="22"/>
+        </w:rPr>
+        <w:t xml:space="preserve"> </w:t>
+      </w:r>
+      <w:proofErr w:type="spellStart"/>
+      <w:r>
+        <w:rPr>
+          <w:sz w:val="22"/>
+        </w:rPr>
+        <w:t>hàng</w:t>
+      </w:r>
+      <w:proofErr w:type="spellEnd"/>
+      <w:r>
+        <w:rPr>
+          <w:sz w:val="22"/>
+        </w:rPr>
+        <w:t xml:space="preserve"> </w:t>
+      </w:r>
+      <w:proofErr w:type="spellStart"/>
+      <w:r>
+        <w:rPr>
+          <w:sz w:val="22"/>
+        </w:rPr>
+        <w:t>phải</w:t>
+      </w:r>
+      <w:proofErr w:type="spellEnd"/>
+      <w:r>
+        <w:rPr>
+          <w:sz w:val="22"/>
+        </w:rPr>
+        <w:t xml:space="preserve"> </w:t>
+      </w:r>
+      <w:proofErr w:type="spellStart"/>
+      <w:r>
+        <w:rPr>
+          <w:sz w:val="22"/>
+        </w:rPr>
+        <w:t>giữ</w:t>
+      </w:r>
+      <w:proofErr w:type="spellEnd"/>
+      <w:r>
+        <w:rPr>
+          <w:sz w:val="22"/>
+        </w:rPr>
+        <w:t xml:space="preserve"> </w:t>
+      </w:r>
+      <w:proofErr w:type="spellStart"/>
+      <w:r>
+        <w:rPr>
+          <w:sz w:val="22"/>
+        </w:rPr>
+        <w:t>kỹ</w:t>
+      </w:r>
+      <w:proofErr w:type="spellEnd"/>
+      <w:r>
+        <w:rPr>
+          <w:sz w:val="22"/>
+        </w:rPr>
+        <w:t xml:space="preserve">, </w:t>
+      </w:r>
+      <w:proofErr w:type="spellStart"/>
+      <w:r>
+        <w:rPr>
+          <w:sz w:val="22"/>
+        </w:rPr>
+        <w:t>khi</w:t>
+      </w:r>
+      <w:proofErr w:type="spellEnd"/>
+      <w:r>
+        <w:rPr>
+          <w:sz w:val="22"/>
+        </w:rPr>
+        <w:t xml:space="preserve"> </w:t>
+      </w:r>
+      <w:proofErr w:type="spellStart"/>
+      <w:r>
+        <w:rPr>
+          <w:sz w:val="22"/>
+        </w:rPr>
+        <w:t>mất</w:t>
+      </w:r>
+      <w:proofErr w:type="spellEnd"/>
+      <w:r>
+        <w:rPr>
+          <w:sz w:val="22"/>
+        </w:rPr>
+        <w:t xml:space="preserve"> </w:t>
+      </w:r>
+      <w:proofErr w:type="spellStart"/>
+      <w:r>
+        <w:rPr>
+          <w:sz w:val="22"/>
+        </w:rPr>
+        <w:t>phải</w:t>
+      </w:r>
+      <w:proofErr w:type="spellEnd"/>
+      <w:r>
+        <w:rPr>
+          <w:sz w:val="22"/>
+        </w:rPr>
+        <w:t xml:space="preserve"> </w:t>
+      </w:r>
+      <w:proofErr w:type="spellStart"/>
+      <w:r>
+        <w:rPr>
+          <w:sz w:val="22"/>
+        </w:rPr>
+        <w:t>thông</w:t>
+      </w:r>
+      <w:proofErr w:type="spellEnd"/>
+      <w:r>
+        <w:rPr>
+          <w:sz w:val="22"/>
+        </w:rPr>
+        <w:t xml:space="preserve"> </w:t>
+      </w:r>
+      <w:proofErr w:type="spellStart"/>
+      <w:r>
+        <w:rPr>
+          <w:sz w:val="22"/>
+        </w:rPr>
+        <w:t>báo</w:t>
+      </w:r>
+      <w:proofErr w:type="spellEnd"/>
+      <w:r>
+        <w:rPr>
+          <w:sz w:val="22"/>
+        </w:rPr>
+        <w:t xml:space="preserve"> </w:t>
+      </w:r>
+      <w:proofErr w:type="spellStart"/>
+      <w:r>
+        <w:rPr>
+          <w:sz w:val="22"/>
+        </w:rPr>
+        <w:t>ngay</w:t>
+      </w:r>
+      <w:proofErr w:type="spellEnd"/>
+      <w:r>
+        <w:rPr>
+          <w:sz w:val="22"/>
+        </w:rPr>
+        <w:t xml:space="preserve"> </w:t>
+      </w:r>
+      <w:proofErr w:type="spellStart"/>
+      <w:r>
+        <w:rPr>
+          <w:sz w:val="22"/>
+        </w:rPr>
+        <w:t>cho</w:t>
+      </w:r>
+      <w:proofErr w:type="spellEnd"/>
+      <w:r>
+        <w:rPr>
+          <w:sz w:val="22"/>
+        </w:rPr>
+        <w:t xml:space="preserve"> </w:t>
+      </w:r>
+      <w:proofErr w:type="spellStart"/>
+      <w:r>
+        <w:rPr>
+          <w:sz w:val="22"/>
+        </w:rPr>
+        <w:t>Bên</w:t>
+      </w:r>
+      <w:proofErr w:type="spellEnd"/>
+      <w:r>
+        <w:rPr>
+          <w:sz w:val="22"/>
+        </w:rPr>
+        <w:t xml:space="preserve"> A </w:t>
+      </w:r>
+      <w:proofErr w:type="spellStart"/>
+      <w:r>
+        <w:rPr>
+          <w:sz w:val="22"/>
+        </w:rPr>
+        <w:t>và</w:t>
+      </w:r>
+      <w:proofErr w:type="spellEnd"/>
+      <w:r>
+        <w:rPr>
+          <w:sz w:val="22"/>
+        </w:rPr>
+        <w:t xml:space="preserve"> </w:t>
+      </w:r>
+      <w:proofErr w:type="spellStart"/>
+      <w:r>
+        <w:rPr>
+          <w:sz w:val="22"/>
+        </w:rPr>
+        <w:t>Bên</w:t>
+      </w:r>
+      <w:proofErr w:type="spellEnd"/>
+      <w:r>
+        <w:rPr>
+          <w:sz w:val="22"/>
+        </w:rPr>
+        <w:t xml:space="preserve"> A </w:t>
+      </w:r>
+      <w:proofErr w:type="spellStart"/>
+      <w:r>
+        <w:rPr>
+          <w:sz w:val="22"/>
+        </w:rPr>
+        <w:t>không</w:t>
+      </w:r>
+      <w:proofErr w:type="spellEnd"/>
+      <w:r>
+        <w:rPr>
+          <w:sz w:val="22"/>
+        </w:rPr>
+        <w:t xml:space="preserve"> </w:t>
+      </w:r>
+      <w:proofErr w:type="spellStart"/>
+      <w:r>
+        <w:rPr>
+          <w:sz w:val="22"/>
+        </w:rPr>
+        <w:t>chịu</w:t>
+      </w:r>
+      <w:proofErr w:type="spellEnd"/>
+      <w:r>
+        <w:rPr>
+          <w:sz w:val="22"/>
+        </w:rPr>
+        <w:t xml:space="preserve"> </w:t>
+      </w:r>
+      <w:proofErr w:type="spellStart"/>
+      <w:r>
+        <w:rPr>
+          <w:sz w:val="22"/>
+        </w:rPr>
+        <w:t>trách</w:t>
+      </w:r>
+      <w:proofErr w:type="spellEnd"/>
+      <w:r>
+        <w:rPr>
+          <w:sz w:val="22"/>
+        </w:rPr>
+        <w:t xml:space="preserve"> </w:t>
+      </w:r>
+      <w:proofErr w:type="spellStart"/>
+      <w:r>
+        <w:rPr>
+          <w:sz w:val="22"/>
+        </w:rPr>
+        <w:t>nhiệm</w:t>
+      </w:r>
+      <w:proofErr w:type="spellEnd"/>
+      <w:r>
+        <w:rPr>
+          <w:sz w:val="22"/>
+        </w:rPr>
+        <w:t xml:space="preserve"> </w:t>
+      </w:r>
+      <w:proofErr w:type="spellStart"/>
+      <w:r>
+        <w:rPr>
+          <w:sz w:val="22"/>
+        </w:rPr>
+        <w:t>trường</w:t>
+      </w:r>
+      <w:proofErr w:type="spellEnd"/>
+      <w:r>
+        <w:rPr>
+          <w:sz w:val="22"/>
+        </w:rPr>
+        <w:t xml:space="preserve"> </w:t>
+      </w:r>
+      <w:proofErr w:type="spellStart"/>
+      <w:r>
+        <w:rPr>
+          <w:sz w:val="22"/>
+        </w:rPr>
+        <w:t>hợp</w:t>
+      </w:r>
+      <w:proofErr w:type="spellEnd"/>
+      <w:r>
+        <w:rPr>
+          <w:sz w:val="22"/>
+        </w:rPr>
+        <w:t xml:space="preserve"> </w:t>
+      </w:r>
+      <w:proofErr w:type="spellStart"/>
+      <w:r>
+        <w:rPr>
+          <w:sz w:val="22"/>
+        </w:rPr>
+        <w:t>người</w:t>
+      </w:r>
+      <w:proofErr w:type="spellEnd"/>
+      <w:r>
+        <w:rPr>
+          <w:sz w:val="22"/>
+        </w:rPr>
+        <w:t xml:space="preserve"> </w:t>
+      </w:r>
+      <w:proofErr w:type="spellStart"/>
+      <w:r>
+        <w:rPr>
+          <w:sz w:val="22"/>
+        </w:rPr>
+        <w:t>khác</w:t>
+      </w:r>
+      <w:proofErr w:type="spellEnd"/>
+      <w:r>
+        <w:rPr>
+          <w:sz w:val="22"/>
+        </w:rPr>
+        <w:t xml:space="preserve"> </w:t>
+      </w:r>
+      <w:proofErr w:type="spellStart"/>
+      <w:r>
+        <w:rPr>
+          <w:sz w:val="22"/>
+        </w:rPr>
+        <w:t>lợi</w:t>
+      </w:r>
+      <w:proofErr w:type="spellEnd"/>
+      <w:r>
+        <w:rPr>
+          <w:sz w:val="22"/>
+        </w:rPr>
+        <w:t xml:space="preserve"> </w:t>
+      </w:r>
+      <w:proofErr w:type="spellStart"/>
+      <w:r>
+        <w:rPr>
+          <w:sz w:val="22"/>
+        </w:rPr>
+        <w:t>dụng</w:t>
+      </w:r>
+      <w:proofErr w:type="spellEnd"/>
+      <w:r>
+        <w:rPr>
+          <w:sz w:val="22"/>
+        </w:rPr>
+        <w:t xml:space="preserve"> </w:t>
+      </w:r>
+      <w:proofErr w:type="spellStart"/>
+      <w:r>
+        <w:rPr>
+          <w:sz w:val="22"/>
+        </w:rPr>
+        <w:t>nhặt</w:t>
+      </w:r>
+      <w:proofErr w:type="spellEnd"/>
+      <w:r>
+        <w:rPr>
+          <w:sz w:val="22"/>
+        </w:rPr>
+        <w:t xml:space="preserve"> </w:t>
+      </w:r>
+      <w:proofErr w:type="spellStart"/>
+      <w:r>
+        <w:rPr>
+          <w:sz w:val="22"/>
+        </w:rPr>
+        <w:t>được</w:t>
+      </w:r>
+      <w:proofErr w:type="spellEnd"/>
+      <w:r>
+        <w:rPr>
+          <w:sz w:val="22"/>
+        </w:rPr>
+        <w:t xml:space="preserve"> </w:t>
+      </w:r>
+      <w:proofErr w:type="spellStart"/>
+      <w:r>
+        <w:rPr>
+          <w:sz w:val="22"/>
+        </w:rPr>
+        <w:t>hợp</w:t>
+      </w:r>
+      <w:proofErr w:type="spellEnd"/>
+      <w:r>
+        <w:rPr>
+          <w:sz w:val="22"/>
+        </w:rPr>
+        <w:t xml:space="preserve"> </w:t>
+      </w:r>
+      <w:proofErr w:type="spellStart"/>
+      <w:r>
+        <w:rPr>
+          <w:sz w:val="22"/>
+        </w:rPr>
+        <w:t>đồng</w:t>
+      </w:r>
+      <w:proofErr w:type="spellEnd"/>
+      <w:r>
+        <w:rPr>
+          <w:sz w:val="22"/>
+        </w:rPr>
+        <w:t xml:space="preserve"> </w:t>
+      </w:r>
+      <w:proofErr w:type="spellStart"/>
+      <w:r>
+        <w:rPr>
+          <w:sz w:val="22"/>
+        </w:rPr>
+        <w:t>này</w:t>
+      </w:r>
+      <w:proofErr w:type="spellEnd"/>
+      <w:r>
+        <w:rPr>
+          <w:sz w:val="22"/>
+        </w:rPr>
+        <w:t xml:space="preserve"> </w:t>
+      </w:r>
+      <w:proofErr w:type="spellStart"/>
+      <w:r>
+        <w:rPr>
+          <w:sz w:val="22"/>
+        </w:rPr>
+        <w:t>để</w:t>
+      </w:r>
+      <w:proofErr w:type="spellEnd"/>
+      <w:r>
+        <w:rPr>
+          <w:sz w:val="22"/>
+        </w:rPr>
+        <w:t xml:space="preserve"> </w:t>
+      </w:r>
+      <w:proofErr w:type="spellStart"/>
+      <w:r>
+        <w:rPr>
+          <w:sz w:val="22"/>
+        </w:rPr>
+        <w:t>chuộc</w:t>
+      </w:r>
+      <w:proofErr w:type="spellEnd"/>
+      <w:r>
+        <w:rPr>
+          <w:sz w:val="22"/>
+        </w:rPr>
+        <w:t xml:space="preserve"> </w:t>
+      </w:r>
+      <w:proofErr w:type="spellStart"/>
+      <w:r>
+        <w:rPr>
+          <w:sz w:val="22"/>
+        </w:rPr>
+        <w:t>tài</w:t>
+      </w:r>
+      <w:proofErr w:type="spellEnd"/>
+      <w:r>
+        <w:rPr>
+          <w:sz w:val="22"/>
+        </w:rPr>
+        <w:t xml:space="preserve"> </w:t>
+      </w:r>
+      <w:proofErr w:type="spellStart"/>
+      <w:r>
+        <w:rPr>
+          <w:sz w:val="22"/>
+        </w:rPr>
+        <w:t>sản</w:t>
+      </w:r>
+      <w:proofErr w:type="spellEnd"/>
+      <w:r>
+        <w:rPr>
+          <w:sz w:val="22"/>
+        </w:rPr>
+        <w:t xml:space="preserve"> </w:t>
+      </w:r>
+      <w:proofErr w:type="spellStart"/>
+      <w:r>
+        <w:rPr>
+          <w:sz w:val="22"/>
+        </w:rPr>
+        <w:t>cầm</w:t>
+      </w:r>
+      <w:proofErr w:type="spellEnd"/>
+      <w:r>
+        <w:rPr>
+          <w:sz w:val="22"/>
+        </w:rPr>
+        <w:t xml:space="preserve"> </w:t>
+      </w:r>
+      <w:proofErr w:type="spellStart"/>
+      <w:r>
+        <w:rPr>
+          <w:sz w:val="22"/>
+        </w:rPr>
+        <w:t>cố</w:t>
+      </w:r>
+      <w:proofErr w:type="spellEnd"/>
+      <w:r>
+        <w:rPr>
+          <w:sz w:val="22"/>
+        </w:rPr>
+        <w:t xml:space="preserve"> </w:t>
+      </w:r>
+      <w:proofErr w:type="spellStart"/>
+      <w:r>
+        <w:rPr>
+          <w:sz w:val="22"/>
+        </w:rPr>
+        <w:t>của</w:t>
+      </w:r>
+      <w:proofErr w:type="spellEnd"/>
+      <w:r>
+        <w:rPr>
+          <w:sz w:val="22"/>
+        </w:rPr>
+        <w:t xml:space="preserve"> </w:t>
+      </w:r>
+      <w:proofErr w:type="spellStart"/>
+      <w:r>
+        <w:rPr>
+          <w:sz w:val="22"/>
+        </w:rPr>
+        <w:t>Bên</w:t>
+      </w:r>
+      <w:proofErr w:type="spellEnd"/>
+      <w:r>
+        <w:rPr>
+          <w:sz w:val="22"/>
+        </w:rPr>
+        <w:t xml:space="preserve"> B.</w:t>
       </w:r>
     </w:p>
     <w:p>

--- a/templates/contract_template.docx
+++ b/templates/contract_template.docx
@@ -297,52 +297,79 @@
           </w:p>
           <w:p>
             <w:pPr>
-              <w:spacing w:after="0" w:line="288" w:lineRule="auto"/>
+              <w:pStyle w:val="HTMLPreformatted"/>
+              <w:shd w:val="clear" w:color="auto" w:fill="F9FAFB"/>
+              <w:wordWrap w:val="0"/>
               <w:jc w:val="center"/>
               <w:rPr>
-                <w:rFonts w:eastAsia="Times New Roman" w:cs="Times New Roman"/>
-                <w:kern w:val="0"/>
-                <w:sz w:val="22"/>
-                <w14:ligatures w14:val="none"/>
+                <w:rFonts w:ascii="Times New Roman" w:hAnsi="Times New Roman" w:cs="Times New Roman"/>
+                <w:color w:val="0F1115"/>
+                <w:sz w:val="22"/>
+                <w:szCs w:val="22"/>
               </w:rPr>
             </w:pPr>
             <w:proofErr w:type="spellStart"/>
             <w:r>
               <w:rPr>
-                <w:rFonts w:eastAsia="Times New Roman" w:cs="Times New Roman"/>
-                <w:kern w:val="0"/>
-                <w:sz w:val="22"/>
-                <w14:ligatures w14:val="none"/>
+                <w:rFonts w:ascii="Times New Roman" w:hAnsi="Times New Roman" w:cs="Times New Roman"/>
+                <w:sz w:val="22"/>
+                <w:szCs w:val="22"/>
               </w:rPr>
               <w:t>Số</w:t>
             </w:r>
             <w:proofErr w:type="spellEnd"/>
             <w:r>
               <w:rPr>
-                <w:rFonts w:eastAsia="Times New Roman" w:cs="Times New Roman"/>
-                <w:kern w:val="0"/>
-                <w:sz w:val="22"/>
-                <w14:ligatures w14:val="none"/>
-              </w:rPr>
-              <w:t>: ……………</w:t>
+                <w:rFonts w:ascii="Times New Roman" w:hAnsi="Times New Roman" w:cs="Times New Roman"/>
+                <w:sz w:val="22"/>
+                <w:szCs w:val="22"/>
+              </w:rPr>
+              <w:t xml:space="preserve">: </w:t>
             </w:r>
-            <w:proofErr w:type="gramStart"/>
             <w:r>
               <w:rPr>
-                <w:rFonts w:eastAsia="Times New Roman" w:cs="Times New Roman"/>
-                <w:kern w:val="0"/>
-                <w:sz w:val="22"/>
-                <w14:ligatures w14:val="none"/>
-              </w:rPr>
-              <w:t>…..</w:t>
+                <w:rFonts w:ascii="Times New Roman" w:hAnsi="Times New Roman" w:cs="Times New Roman"/>
+                <w:color w:val="0F1115"/>
+                <w:sz w:val="22"/>
+                <w:szCs w:val="22"/>
+              </w:rPr>
+              <w:t>${</w:t>
             </w:r>
-            <w:proofErr w:type="gramEnd"/>
+            <w:proofErr w:type="spellStart"/>
             <w:r>
               <w:rPr>
-                <w:rFonts w:eastAsia="Times New Roman" w:cs="Times New Roman"/>
-                <w:kern w:val="0"/>
-                <w:sz w:val="22"/>
-                <w14:ligatures w14:val="none"/>
+                <w:rFonts w:ascii="Times New Roman" w:hAnsi="Times New Roman" w:cs="Times New Roman"/>
+                <w:color w:val="0F1115"/>
+                <w:sz w:val="22"/>
+                <w:szCs w:val="22"/>
+              </w:rPr>
+              <w:t>idHopDong</w:t>
+            </w:r>
+            <w:proofErr w:type="spellEnd"/>
+            <w:r>
+              <w:rPr>
+                <w:rFonts w:ascii="Times New Roman" w:hAnsi="Times New Roman" w:cs="Times New Roman"/>
+                <w:color w:val="0F1115"/>
+                <w:sz w:val="22"/>
+                <w:szCs w:val="22"/>
+              </w:rPr>
+              <w:t>}</w:t>
+            </w:r>
+            <w:r>
+              <w:rPr>
+                <w:rFonts w:ascii="Times New Roman" w:hAnsi="Times New Roman" w:cs="Times New Roman"/>
+                <w:color w:val="0F1115"/>
+                <w:sz w:val="22"/>
+                <w:szCs w:val="22"/>
+                <w:lang w:val="vi-VN"/>
+              </w:rPr>
+              <w:t xml:space="preserve"> </w:t>
+            </w:r>
+            <w:r>
+              <w:rPr>
+                <w:rFonts w:ascii="Times New Roman" w:hAnsi="Times New Roman" w:cs="Times New Roman"/>
+                <w:sz w:val="22"/>
+                <w:szCs w:val="22"/>
               </w:rPr>
               <w:t>/HĐCC</w:t>
             </w:r>
@@ -5049,7 +5076,6 @@
     <w:basedOn w:val="Normal"/>
     <w:link w:val="HTMLPreformattedChar"/>
     <w:uiPriority w:val="99"/>
-    <w:semiHidden/>
     <w:unhideWhenUsed/>
     <w:rsid w:val="0098319D"/>
     <w:pPr>
@@ -5087,7 +5113,6 @@
     <w:basedOn w:val="DefaultParagraphFont"/>
     <w:link w:val="HTMLPreformatted"/>
     <w:uiPriority w:val="99"/>
-    <w:semiHidden/>
     <w:rsid w:val="0098319D"/>
     <w:rPr>
       <w:rFonts w:ascii="Courier New" w:eastAsia="Times New Roman" w:hAnsi="Courier New" w:cs="Courier New"/>
